--- a/docs/trainer/Oct12_session2_materials.docx
+++ b/docs/trainer/Oct12_session2_materials.docx
@@ -44,7 +44,7 @@
           <w:szCs w:val="44"/>
           <w:color w:val="000000"/>
         </w:rPr>
-        <w:t xml:space="preserve">Read a reported result</w:t>
+        <w:t xml:space="preserve">Question a claim</w:t>
       </w:r>
     </w:p>
     <w:p>
@@ -71,7 +71,7 @@
           <w:szCs w:val="24"/>
           <w:color w:val="000000"/>
         </w:rPr>
-        <w:t xml:space="preserve">Read the extract. Circle the estimate, box its interval and underline the comparison. Use these to write a careful decision sentence.</w:t>
+        <w:t xml:space="preserve">Read the claim, make a provisional decision and write the question you would ask before acting.</w:t>
       </w:r>
     </w:p>
     <w:p>
@@ -98,7 +98,7 @@
           <w:szCs w:val="18"/>
           <w:color w:val="545860"/>
         </w:rPr>
-        <w:t xml:space="preserve">Fictional GreenWaste case | invented figures</w:t>
+        <w:t xml:space="preserve">GreenWaste is a fictional training case.</w:t>
       </w:r>
     </w:p>
     <w:p>
@@ -125,7 +125,34 @@
           <w:szCs w:val="28"/>
           <w:color w:val="000000"/>
         </w:rPr>
-        <w:t xml:space="preserve">The decision rule</w:t>
+        <w:t xml:space="preserve">1 Read alone first</w:t>
+      </w:r>
+    </w:p>
+    <w:p>
+      <w:pPr>
+        <w:pStyle w:val="Normal"/>
+        <w:jc w:val="left"/>
+        <w:pBdr>
+          <w:bottom w:val="none" w:sz="0" w:space="0" w:color="000000"/>
+          <w:top w:val="none" w:sz="0" w:space="0" w:color="000000"/>
+          <w:left w:val="none" w:sz="0" w:space="0" w:color="000000"/>
+          <w:right w:val="none" w:sz="0" w:space="0" w:color="000000"/>
+        </w:pBdr>
+        <w:spacing w:after="160" w:before="0" w:line="240"/>
+        <w:ind w:left="0" w:right="0" w:firstLine="0" w:firstLineChars="0"/>
+      </w:pPr>
+      <w:r>
+        <w:rPr>
+          <w:rFonts w:ascii="Arial" w:hAnsi="Arial" w:eastAsia="Arial" w:cs="Arial"/>
+          <w:i w:val="false"/>
+          <w:b w:val="true"/>
+          <w:u w:val="none"/>
+          <w:strike w:val="false"/>
+          <w:sz w:val="28"/>
+          <w:szCs w:val="28"/>
+          <w:color w:val="000000"/>
+        </w:rPr>
+        <w:t xml:space="preserve">"Landfill waste from businesses in GreenWaste fell 50% in a year."</w:t>
       </w:r>
     </w:p>
     <w:p>
@@ -152,7 +179,169 @@
           <w:szCs w:val="24"/>
           <w:color w:val="000000"/>
         </w:rPr>
-        <w:t xml:space="preserve">At least 1,000 AED annual saving per business, measured 12 months later. This is an invented course rule; it is not a full value-for-money test.</w:t>
+        <w:t xml:space="preserve">My decision   [  ] Extend   [  ] Do not extend   [  ] Ask first</w:t>
+      </w:r>
+    </w:p>
+    <w:p>
+      <w:pPr>
+        <w:pStyle w:val="Normal"/>
+        <w:jc w:val="left"/>
+        <w:pBdr>
+          <w:bottom w:val="none" w:sz="0" w:space="0" w:color="000000"/>
+          <w:top w:val="none" w:sz="0" w:space="0" w:color="000000"/>
+          <w:left w:val="none" w:sz="0" w:space="0" w:color="000000"/>
+          <w:right w:val="none" w:sz="0" w:space="0" w:color="000000"/>
+        </w:pBdr>
+        <w:spacing w:after="160" w:before="0" w:line="240"/>
+        <w:ind w:left="0" w:right="0" w:firstLine="0" w:firstLineChars="0"/>
+      </w:pPr>
+      <w:r>
+        <w:rPr>
+          <w:rFonts w:ascii="Arial" w:hAnsi="Arial" w:eastAsia="Arial" w:cs="Arial"/>
+          <w:i w:val="false"/>
+          <w:b w:val="false"/>
+          <w:u w:val="none"/>
+          <w:strike w:val="false"/>
+          <w:sz w:val="24"/>
+          <w:szCs w:val="24"/>
+          <w:color w:val="000000"/>
+        </w:rPr>
+        <w:t xml:space="preserve">My reason</w:t>
+      </w:r>
+    </w:p>
+    <w:p>
+      <w:pPr>
+        <w:pStyle w:val="Normal"/>
+        <w:jc w:val="left"/>
+        <w:pBdr>
+          <w:bottom w:val="none" w:sz="0" w:space="0" w:color="000000"/>
+          <w:top w:val="none" w:sz="0" w:space="0" w:color="000000"/>
+          <w:left w:val="none" w:sz="0" w:space="0" w:color="000000"/>
+          <w:right w:val="none" w:sz="0" w:space="0" w:color="000000"/>
+        </w:pBdr>
+        <w:spacing w:after="240" w:before="0" w:line="240"/>
+        <w:ind w:left="0" w:right="0" w:firstLine="0" w:firstLineChars="0"/>
+      </w:pPr>
+      <w:r>
+        <w:rPr>
+          <w:rFonts w:ascii="Arial" w:hAnsi="Arial" w:eastAsia="Arial" w:cs="Arial"/>
+          <w:i w:val="false"/>
+          <w:b w:val="false"/>
+          <w:u w:val="none"/>
+          <w:strike w:val="false"/>
+          <w:sz w:val="24"/>
+          <w:szCs w:val="24"/>
+          <w:color w:val="B5BEC9"/>
+        </w:rPr>
+        <w:t xml:space="preserve">_______________________________________________________</w:t>
+      </w:r>
+    </w:p>
+    <w:p>
+      <w:pPr>
+        <w:pStyle w:val="Normal"/>
+        <w:jc w:val="left"/>
+        <w:pBdr>
+          <w:bottom w:val="none" w:sz="0" w:space="0" w:color="000000"/>
+          <w:top w:val="none" w:sz="0" w:space="0" w:color="000000"/>
+          <w:left w:val="none" w:sz="0" w:space="0" w:color="000000"/>
+          <w:right w:val="none" w:sz="0" w:space="0" w:color="000000"/>
+        </w:pBdr>
+        <w:spacing w:after="240" w:before="0" w:line="240"/>
+        <w:ind w:left="0" w:right="0" w:firstLine="0" w:firstLineChars="0"/>
+      </w:pPr>
+      <w:r>
+        <w:rPr>
+          <w:rFonts w:ascii="Arial" w:hAnsi="Arial" w:eastAsia="Arial" w:cs="Arial"/>
+          <w:i w:val="false"/>
+          <w:b w:val="false"/>
+          <w:u w:val="none"/>
+          <w:strike w:val="false"/>
+          <w:sz w:val="24"/>
+          <w:szCs w:val="24"/>
+          <w:color w:val="B5BEC9"/>
+        </w:rPr>
+        <w:t xml:space="preserve">_______________________________________________________</w:t>
+      </w:r>
+    </w:p>
+    <w:p>
+      <w:pPr>
+        <w:pStyle w:val="Normal"/>
+        <w:jc w:val="left"/>
+        <w:pBdr>
+          <w:bottom w:val="none" w:sz="0" w:space="0" w:color="000000"/>
+          <w:top w:val="none" w:sz="0" w:space="0" w:color="000000"/>
+          <w:left w:val="none" w:sz="0" w:space="0" w:color="000000"/>
+          <w:right w:val="none" w:sz="0" w:space="0" w:color="000000"/>
+        </w:pBdr>
+        <w:spacing w:after="160" w:before="0" w:line="240"/>
+        <w:ind w:left="0" w:right="0" w:firstLine="0" w:firstLineChars="0"/>
+      </w:pPr>
+      <w:r>
+        <w:rPr>
+          <w:rFonts w:ascii="Arial" w:hAnsi="Arial" w:eastAsia="Arial" w:cs="Arial"/>
+          <w:i w:val="false"/>
+          <w:b w:val="false"/>
+          <w:u w:val="none"/>
+          <w:strike w:val="false"/>
+          <w:sz w:val="24"/>
+          <w:szCs w:val="24"/>
+          <w:color w:val="000000"/>
+        </w:rPr>
+        <w:t xml:space="preserve">My question for the evaluator</w:t>
+      </w:r>
+    </w:p>
+    <w:p>
+      <w:pPr>
+        <w:pStyle w:val="Normal"/>
+        <w:jc w:val="left"/>
+        <w:pBdr>
+          <w:bottom w:val="none" w:sz="0" w:space="0" w:color="000000"/>
+          <w:top w:val="none" w:sz="0" w:space="0" w:color="000000"/>
+          <w:left w:val="none" w:sz="0" w:space="0" w:color="000000"/>
+          <w:right w:val="none" w:sz="0" w:space="0" w:color="000000"/>
+        </w:pBdr>
+        <w:spacing w:after="240" w:before="0" w:line="240"/>
+        <w:ind w:left="0" w:right="0" w:firstLine="0" w:firstLineChars="0"/>
+      </w:pPr>
+      <w:r>
+        <w:rPr>
+          <w:rFonts w:ascii="Arial" w:hAnsi="Arial" w:eastAsia="Arial" w:cs="Arial"/>
+          <w:i w:val="false"/>
+          <w:b w:val="false"/>
+          <w:u w:val="none"/>
+          <w:strike w:val="false"/>
+          <w:sz w:val="24"/>
+          <w:szCs w:val="24"/>
+          <w:color w:val="B5BEC9"/>
+        </w:rPr>
+        <w:t xml:space="preserve">_______________________________________________________</w:t>
+      </w:r>
+    </w:p>
+    <w:p>
+      <w:pPr>
+        <w:pStyle w:val="Normal"/>
+        <w:jc w:val="left"/>
+        <w:pBdr>
+          <w:bottom w:val="none" w:sz="0" w:space="0" w:color="000000"/>
+          <w:top w:val="none" w:sz="0" w:space="0" w:color="000000"/>
+          <w:left w:val="none" w:sz="0" w:space="0" w:color="000000"/>
+          <w:right w:val="none" w:sz="0" w:space="0" w:color="000000"/>
+        </w:pBdr>
+        <w:spacing w:after="240" w:before="0" w:line="240"/>
+        <w:ind w:left="0" w:right="0" w:firstLine="0" w:firstLineChars="0"/>
+      </w:pPr>
+      <w:r>
+        <w:rPr>
+          <w:rFonts w:ascii="Arial" w:hAnsi="Arial" w:eastAsia="Arial" w:cs="Arial"/>
+          <w:i w:val="false"/>
+          <w:b w:val="false"/>
+          <w:u w:val="none"/>
+          <w:strike w:val="false"/>
+          <w:sz w:val="24"/>
+          <w:szCs w:val="24"/>
+          <w:color w:val="B5BEC9"/>
+        </w:rPr>
+        <w:t xml:space="preserve">_______________________________________________________</w:t>
       </w:r>
     </w:p>
     <w:p>
@@ -179,7 +368,7 @@
           <w:szCs w:val="28"/>
           <w:color w:val="000000"/>
         </w:rPr>
-        <w:t xml:space="preserve">The report extract</w:t>
+        <w:t xml:space="preserve">2 What could an average hide</w:t>
       </w:r>
     </w:p>
     <w:p>
@@ -206,7 +395,7 @@
           <w:szCs w:val="24"/>
           <w:color w:val="000000"/>
         </w:rPr>
-        <w:t xml:space="preserve">City businesses that took part: the same businesses before and 12 months after. Outcome: annual waste cost, AED per business.</w:t>
+        <w:t xml:space="preserve">Landfill before GreenWaste, tonnes per year, for ten businesses</w:t>
       </w:r>
     </w:p>
     <w:tbl xmlns:a="http://schemas.openxmlformats.org/drawingml/2006/main" xmlns:pic="http://schemas.openxmlformats.org/drawingml/2006/picture">
@@ -216,234 +405,17 @@
         <w:tblLook w:firstRow="1" w:lastRow="0" w:firstColumn="0" w:lastColumn="0" w:noHBand="0" w:noVBand="1"/>
       </w:tblPr>
       <w:tblGrid>
-        <w:gridCol w:w="2736"/>
-        <w:gridCol w:w="1800"/>
-        <w:gridCol w:w="3240"/>
-        <w:gridCol w:w="2016"/>
+        <w:gridCol w:w="979"/>
+        <w:gridCol w:w="979"/>
+        <w:gridCol w:w="979"/>
+        <w:gridCol w:w="979"/>
+        <w:gridCol w:w="979"/>
+        <w:gridCol w:w="979"/>
+        <w:gridCol w:w="979"/>
+        <w:gridCol w:w="979"/>
+        <w:gridCol w:w="979"/>
+        <w:gridCol w:w="979"/>
       </w:tblGrid>
-      <w:tr>
-        <w:trPr>
-          <w:trHeight w:val="360" w:hRule="auto"/>
-          <w:tblHeader/>
-        </w:trPr>
-        header1
-        <w:tc>
-          <w:tcPr>
-            <w:tcBorders>
-              <w:bottom w:val="single" w:sz="6" w:space="0" w:color="D9D9D9"/>
-              <w:top w:val="single" w:sz="6" w:space="0" w:color="D9D9D9"/>
-              <w:left w:val="single" w:sz="6" w:space="0" w:color="D9D9D9"/>
-              <w:right w:val="single" w:sz="6" w:space="0" w:color="D9D9D9"/>
-            </w:tcBorders>
-            <w:shd w:val="clear" w:color="auto" w:fill="063360"/>
-            <w:tcMar>
-              <w:top w:w="0" w:type="dxa"/>
-              <w:bottom w:w="0" w:type="dxa"/>
-              <w:left w:w="0" w:type="dxa"/>
-              <w:right w:w="0" w:type="dxa"/>
-            </w:tcMar>
-            <w:vAlign w:val="center"/>
-          </w:tcPr>
-          <w:p>
-            <w:pPr>
-              <w:jc w:val="left"/>
-              <w:pBdr>
-                <w:bottom w:val="none" w:sz="0" w:space="0" w:color="000000"/>
-                <w:top w:val="none" w:sz="0" w:space="0" w:color="000000"/>
-                <w:left w:val="none" w:sz="0" w:space="0" w:color="000000"/>
-                <w:right w:val="none" w:sz="0" w:space="0" w:color="000000"/>
-              </w:pBdr>
-              <w:spacing w:after="140" w:before="140" w:line="240"/>
-              <w:ind w:left="140" w:right="140" w:firstLine="0" w:firstLineChars="0"/>
-              <w:rPr>
-                <w:rFonts w:ascii="Arial" w:hAnsi="Arial" w:eastAsia="Arial" w:cs="Arial"/>
-                <w:i w:val="false"/>
-                <w:b w:val="true"/>
-                <w:u w:val="none"/>
-                <w:strike w:val="false"/>
-                <w:sz w:val="24"/>
-                <w:szCs w:val="24"/>
-                <w:color w:val="FFFFFF"/>
-              </w:rPr>
-            </w:pPr>
-            <w:r>
-              <w:rPr>
-                <w:rFonts w:ascii="Arial" w:hAnsi="Arial" w:eastAsia="Arial" w:cs="Arial"/>
-                <w:i w:val="false"/>
-                <w:b w:val="true"/>
-                <w:u w:val="none"/>
-                <w:strike w:val="false"/>
-                <w:sz w:val="24"/>
-                <w:szCs w:val="24"/>
-                <w:color w:val="FFFFFF"/>
-              </w:rPr>
-              <w:t xml:space="preserve">Result row</w:t>
-            </w:r>
-          </w:p>
-        </w:tc>
-        <w:tc>
-          <w:tcPr>
-            <w:tcBorders>
-              <w:bottom w:val="single" w:sz="6" w:space="0" w:color="D9D9D9"/>
-              <w:top w:val="single" w:sz="6" w:space="0" w:color="D9D9D9"/>
-              <w:left w:val="single" w:sz="6" w:space="0" w:color="D9D9D9"/>
-              <w:right w:val="single" w:sz="6" w:space="0" w:color="D9D9D9"/>
-            </w:tcBorders>
-            <w:shd w:val="clear" w:color="auto" w:fill="063360"/>
-            <w:tcMar>
-              <w:top w:w="0" w:type="dxa"/>
-              <w:bottom w:w="0" w:type="dxa"/>
-              <w:left w:w="0" w:type="dxa"/>
-              <w:right w:w="0" w:type="dxa"/>
-            </w:tcMar>
-            <w:vAlign w:val="center"/>
-          </w:tcPr>
-          <w:p>
-            <w:pPr>
-              <w:jc w:val="left"/>
-              <w:pBdr>
-                <w:bottom w:val="none" w:sz="0" w:space="0" w:color="000000"/>
-                <w:top w:val="none" w:sz="0" w:space="0" w:color="000000"/>
-                <w:left w:val="none" w:sz="0" w:space="0" w:color="000000"/>
-                <w:right w:val="none" w:sz="0" w:space="0" w:color="000000"/>
-              </w:pBdr>
-              <w:spacing w:after="140" w:before="140" w:line="240"/>
-              <w:ind w:left="140" w:right="140" w:firstLine="0" w:firstLineChars="0"/>
-              <w:rPr>
-                <w:rFonts w:ascii="Arial" w:hAnsi="Arial" w:eastAsia="Arial" w:cs="Arial"/>
-                <w:i w:val="false"/>
-                <w:b w:val="true"/>
-                <w:u w:val="none"/>
-                <w:strike w:val="false"/>
-                <w:sz w:val="24"/>
-                <w:szCs w:val="24"/>
-                <w:color w:val="FFFFFF"/>
-              </w:rPr>
-            </w:pPr>
-            <w:r>
-              <w:rPr>
-                <w:rFonts w:ascii="Arial" w:hAnsi="Arial" w:eastAsia="Arial" w:cs="Arial"/>
-                <w:i w:val="false"/>
-                <w:b w:val="true"/>
-                <w:u w:val="none"/>
-                <w:strike w:val="false"/>
-                <w:sz w:val="24"/>
-                <w:szCs w:val="24"/>
-                <w:color w:val="FFFFFF"/>
-              </w:rPr>
-              <w:t xml:space="preserve">Coefficient AED</w:t>
-            </w:r>
-          </w:p>
-        </w:tc>
-        <w:tc>
-          <w:tcPr>
-            <w:tcBorders>
-              <w:bottom w:val="single" w:sz="6" w:space="0" w:color="D9D9D9"/>
-              <w:top w:val="single" w:sz="6" w:space="0" w:color="D9D9D9"/>
-              <w:left w:val="single" w:sz="6" w:space="0" w:color="D9D9D9"/>
-              <w:right w:val="single" w:sz="6" w:space="0" w:color="D9D9D9"/>
-            </w:tcBorders>
-            <w:shd w:val="clear" w:color="auto" w:fill="063360"/>
-            <w:tcMar>
-              <w:top w:w="0" w:type="dxa"/>
-              <w:bottom w:w="0" w:type="dxa"/>
-              <w:left w:w="0" w:type="dxa"/>
-              <w:right w:w="0" w:type="dxa"/>
-            </w:tcMar>
-            <w:vAlign w:val="center"/>
-          </w:tcPr>
-          <w:p>
-            <w:pPr>
-              <w:jc w:val="left"/>
-              <w:pBdr>
-                <w:bottom w:val="none" w:sz="0" w:space="0" w:color="000000"/>
-                <w:top w:val="none" w:sz="0" w:space="0" w:color="000000"/>
-                <w:left w:val="none" w:sz="0" w:space="0" w:color="000000"/>
-                <w:right w:val="none" w:sz="0" w:space="0" w:color="000000"/>
-              </w:pBdr>
-              <w:spacing w:after="140" w:before="140" w:line="240"/>
-              <w:ind w:left="140" w:right="140" w:firstLine="0" w:firstLineChars="0"/>
-              <w:rPr>
-                <w:rFonts w:ascii="Arial" w:hAnsi="Arial" w:eastAsia="Arial" w:cs="Arial"/>
-                <w:i w:val="false"/>
-                <w:b w:val="true"/>
-                <w:u w:val="none"/>
-                <w:strike w:val="false"/>
-                <w:sz w:val="24"/>
-                <w:szCs w:val="24"/>
-                <w:color w:val="FFFFFF"/>
-              </w:rPr>
-            </w:pPr>
-            <w:r>
-              <w:rPr>
-                <w:rFonts w:ascii="Arial" w:hAnsi="Arial" w:eastAsia="Arial" w:cs="Arial"/>
-                <w:i w:val="false"/>
-                <w:b w:val="true"/>
-                <w:u w:val="none"/>
-                <w:strike w:val="false"/>
-                <w:sz w:val="24"/>
-                <w:szCs w:val="24"/>
-                <w:color w:val="FFFFFF"/>
-              </w:rPr>
-              <w:t xml:space="preserve">95% interval AED</w:t>
-            </w:r>
-          </w:p>
-        </w:tc>
-        <w:tc>
-          <w:tcPr>
-            <w:tcBorders>
-              <w:bottom w:val="single" w:sz="6" w:space="0" w:color="D9D9D9"/>
-              <w:top w:val="single" w:sz="6" w:space="0" w:color="D9D9D9"/>
-              <w:left w:val="single" w:sz="6" w:space="0" w:color="D9D9D9"/>
-              <w:right w:val="single" w:sz="6" w:space="0" w:color="D9D9D9"/>
-            </w:tcBorders>
-            <w:shd w:val="clear" w:color="auto" w:fill="063360"/>
-            <w:tcMar>
-              <w:top w:w="0" w:type="dxa"/>
-              <w:bottom w:w="0" w:type="dxa"/>
-              <w:left w:w="0" w:type="dxa"/>
-              <w:right w:w="0" w:type="dxa"/>
-            </w:tcMar>
-            <w:vAlign w:val="center"/>
-          </w:tcPr>
-          <w:p>
-            <w:pPr>
-              <w:jc w:val="left"/>
-              <w:pBdr>
-                <w:bottom w:val="none" w:sz="0" w:space="0" w:color="000000"/>
-                <w:top w:val="none" w:sz="0" w:space="0" w:color="000000"/>
-                <w:left w:val="none" w:sz="0" w:space="0" w:color="000000"/>
-                <w:right w:val="none" w:sz="0" w:space="0" w:color="000000"/>
-              </w:pBdr>
-              <w:spacing w:after="140" w:before="140" w:line="240"/>
-              <w:ind w:left="140" w:right="140" w:firstLine="0" w:firstLineChars="0"/>
-              <w:rPr>
-                <w:rFonts w:ascii="Arial" w:hAnsi="Arial" w:eastAsia="Arial" w:cs="Arial"/>
-                <w:i w:val="false"/>
-                <w:b w:val="true"/>
-                <w:u w:val="none"/>
-                <w:strike w:val="false"/>
-                <w:sz w:val="24"/>
-                <w:szCs w:val="24"/>
-                <w:color w:val="FFFFFF"/>
-              </w:rPr>
-            </w:pPr>
-            <w:r>
-              <w:rPr>
-                <w:rFonts w:ascii="Arial" w:hAnsi="Arial" w:eastAsia="Arial" w:cs="Arial"/>
-                <w:i w:val="false"/>
-                <w:b w:val="true"/>
-                <w:u w:val="none"/>
-                <w:strike w:val="false"/>
-                <w:sz w:val="24"/>
-                <w:szCs w:val="24"/>
-                <w:color w:val="FFFFFF"/>
-              </w:rPr>
-              <w:t xml:space="preserve">p-value</w:t>
-            </w:r>
-          </w:p>
-        </w:tc>
-      </w:tr>
       <w:tr>
         <w:trPr>
           <w:trHeight w:val="360" w:hRule="auto"/>
@@ -453,7 +425,7 @@
           <w:tcPr>
             <w:tcBorders>
               <w:bottom w:val="single" w:sz="6" w:space="0" w:color="D9D9D9"/>
-              <w:top w:val="single" w:sz="6" w:space="0" w:color="D9D9D9"/>
+              <w:top w:val="none" w:sz="0" w:space="0" w:color="000000"/>
               <w:left w:val="single" w:sz="6" w:space="0" w:color="D9D9D9"/>
               <w:right w:val="single" w:sz="6" w:space="0" w:color="D9D9D9"/>
             </w:tcBorders>
@@ -499,7 +471,7 @@
                 <w:szCs w:val="24"/>
                 <w:color w:val="000000"/>
               </w:rPr>
-              <w:t xml:space="preserve">After GreenWaste</w:t>
+              <w:t xml:space="preserve">3</w:t>
             </w:r>
           </w:p>
         </w:tc>
@@ -507,7 +479,7 @@
           <w:tcPr>
             <w:tcBorders>
               <w:bottom w:val="single" w:sz="6" w:space="0" w:color="D9D9D9"/>
-              <w:top w:val="single" w:sz="6" w:space="0" w:color="D9D9D9"/>
+              <w:top w:val="none" w:sz="0" w:space="0" w:color="000000"/>
               <w:left w:val="single" w:sz="6" w:space="0" w:color="D9D9D9"/>
               <w:right w:val="single" w:sz="6" w:space="0" w:color="D9D9D9"/>
             </w:tcBorders>
@@ -553,7 +525,7 @@
                 <w:szCs w:val="24"/>
                 <w:color w:val="000000"/>
               </w:rPr>
-              <w:t xml:space="preserve">-669</w:t>
+              <w:t xml:space="preserve">4</w:t>
             </w:r>
           </w:p>
         </w:tc>
@@ -561,7 +533,7 @@
           <w:tcPr>
             <w:tcBorders>
               <w:bottom w:val="single" w:sz="6" w:space="0" w:color="D9D9D9"/>
-              <w:top w:val="single" w:sz="6" w:space="0" w:color="D9D9D9"/>
+              <w:top w:val="none" w:sz="0" w:space="0" w:color="000000"/>
               <w:left w:val="single" w:sz="6" w:space="0" w:color="D9D9D9"/>
               <w:right w:val="single" w:sz="6" w:space="0" w:color="D9D9D9"/>
             </w:tcBorders>
@@ -607,7 +579,7 @@
                 <w:szCs w:val="24"/>
                 <w:color w:val="000000"/>
               </w:rPr>
-              <w:t xml:space="preserve">-684 to -654</w:t>
+              <w:t xml:space="preserve">5</w:t>
             </w:r>
           </w:p>
         </w:tc>
@@ -615,7 +587,7 @@
           <w:tcPr>
             <w:tcBorders>
               <w:bottom w:val="single" w:sz="6" w:space="0" w:color="D9D9D9"/>
-              <w:top w:val="single" w:sz="6" w:space="0" w:color="D9D9D9"/>
+              <w:top w:val="none" w:sz="0" w:space="0" w:color="000000"/>
               <w:left w:val="single" w:sz="6" w:space="0" w:color="D9D9D9"/>
               <w:right w:val="single" w:sz="6" w:space="0" w:color="D9D9D9"/>
             </w:tcBorders>
@@ -661,7 +633,331 @@
                 <w:szCs w:val="24"/>
                 <w:color w:val="000000"/>
               </w:rPr>
-              <w:t xml:space="preserve">&lt; 0.001</w:t>
+              <w:t xml:space="preserve">5</w:t>
+            </w:r>
+          </w:p>
+        </w:tc>
+        <w:tc>
+          <w:tcPr>
+            <w:tcBorders>
+              <w:bottom w:val="single" w:sz="6" w:space="0" w:color="D9D9D9"/>
+              <w:top w:val="none" w:sz="0" w:space="0" w:color="000000"/>
+              <w:left w:val="single" w:sz="6" w:space="0" w:color="D9D9D9"/>
+              <w:right w:val="single" w:sz="6" w:space="0" w:color="D9D9D9"/>
+            </w:tcBorders>
+            <w:shd w:val="clear" w:color="auto" w:fill="FFFFFF"/>
+            <w:tcMar>
+              <w:top w:w="0" w:type="dxa"/>
+              <w:bottom w:w="0" w:type="dxa"/>
+              <w:left w:w="0" w:type="dxa"/>
+              <w:right w:w="0" w:type="dxa"/>
+            </w:tcMar>
+            <w:vAlign w:val="center"/>
+          </w:tcPr>
+          <w:p>
+            <w:pPr>
+              <w:jc w:val="left"/>
+              <w:pBdr>
+                <w:bottom w:val="none" w:sz="0" w:space="0" w:color="000000"/>
+                <w:top w:val="none" w:sz="0" w:space="0" w:color="000000"/>
+                <w:left w:val="none" w:sz="0" w:space="0" w:color="000000"/>
+                <w:right w:val="none" w:sz="0" w:space="0" w:color="000000"/>
+              </w:pBdr>
+              <w:spacing w:after="140" w:before="140" w:line="240"/>
+              <w:ind w:left="140" w:right="140" w:firstLine="0" w:firstLineChars="0"/>
+              <w:rPr>
+                <w:rFonts w:ascii="Arial" w:hAnsi="Arial" w:eastAsia="Arial" w:cs="Arial"/>
+                <w:i w:val="false"/>
+                <w:b w:val="false"/>
+                <w:u w:val="none"/>
+                <w:strike w:val="false"/>
+                <w:sz w:val="24"/>
+                <w:szCs w:val="24"/>
+                <w:color w:val="000000"/>
+              </w:rPr>
+            </w:pPr>
+            <w:r>
+              <w:rPr>
+                <w:rFonts w:ascii="Arial" w:hAnsi="Arial" w:eastAsia="Arial" w:cs="Arial"/>
+                <w:i w:val="false"/>
+                <w:b w:val="false"/>
+                <w:u w:val="none"/>
+                <w:strike w:val="false"/>
+                <w:sz w:val="24"/>
+                <w:szCs w:val="24"/>
+                <w:color w:val="000000"/>
+              </w:rPr>
+              <w:t xml:space="preserve">6</w:t>
+            </w:r>
+          </w:p>
+        </w:tc>
+        <w:tc>
+          <w:tcPr>
+            <w:tcBorders>
+              <w:bottom w:val="single" w:sz="6" w:space="0" w:color="D9D9D9"/>
+              <w:top w:val="none" w:sz="0" w:space="0" w:color="000000"/>
+              <w:left w:val="single" w:sz="6" w:space="0" w:color="D9D9D9"/>
+              <w:right w:val="single" w:sz="6" w:space="0" w:color="D9D9D9"/>
+            </w:tcBorders>
+            <w:shd w:val="clear" w:color="auto" w:fill="FFFFFF"/>
+            <w:tcMar>
+              <w:top w:w="0" w:type="dxa"/>
+              <w:bottom w:w="0" w:type="dxa"/>
+              <w:left w:w="0" w:type="dxa"/>
+              <w:right w:w="0" w:type="dxa"/>
+            </w:tcMar>
+            <w:vAlign w:val="center"/>
+          </w:tcPr>
+          <w:p>
+            <w:pPr>
+              <w:jc w:val="left"/>
+              <w:pBdr>
+                <w:bottom w:val="none" w:sz="0" w:space="0" w:color="000000"/>
+                <w:top w:val="none" w:sz="0" w:space="0" w:color="000000"/>
+                <w:left w:val="none" w:sz="0" w:space="0" w:color="000000"/>
+                <w:right w:val="none" w:sz="0" w:space="0" w:color="000000"/>
+              </w:pBdr>
+              <w:spacing w:after="140" w:before="140" w:line="240"/>
+              <w:ind w:left="140" w:right="140" w:firstLine="0" w:firstLineChars="0"/>
+              <w:rPr>
+                <w:rFonts w:ascii="Arial" w:hAnsi="Arial" w:eastAsia="Arial" w:cs="Arial"/>
+                <w:i w:val="false"/>
+                <w:b w:val="false"/>
+                <w:u w:val="none"/>
+                <w:strike w:val="false"/>
+                <w:sz w:val="24"/>
+                <w:szCs w:val="24"/>
+                <w:color w:val="000000"/>
+              </w:rPr>
+            </w:pPr>
+            <w:r>
+              <w:rPr>
+                <w:rFonts w:ascii="Arial" w:hAnsi="Arial" w:eastAsia="Arial" w:cs="Arial"/>
+                <w:i w:val="false"/>
+                <w:b w:val="false"/>
+                <w:u w:val="none"/>
+                <w:strike w:val="false"/>
+                <w:sz w:val="24"/>
+                <w:szCs w:val="24"/>
+                <w:color w:val="000000"/>
+              </w:rPr>
+              <w:t xml:space="preserve">7</w:t>
+            </w:r>
+          </w:p>
+        </w:tc>
+        <w:tc>
+          <w:tcPr>
+            <w:tcBorders>
+              <w:bottom w:val="single" w:sz="6" w:space="0" w:color="D9D9D9"/>
+              <w:top w:val="none" w:sz="0" w:space="0" w:color="000000"/>
+              <w:left w:val="single" w:sz="6" w:space="0" w:color="D9D9D9"/>
+              <w:right w:val="single" w:sz="6" w:space="0" w:color="D9D9D9"/>
+            </w:tcBorders>
+            <w:shd w:val="clear" w:color="auto" w:fill="FFFFFF"/>
+            <w:tcMar>
+              <w:top w:w="0" w:type="dxa"/>
+              <w:bottom w:w="0" w:type="dxa"/>
+              <w:left w:w="0" w:type="dxa"/>
+              <w:right w:w="0" w:type="dxa"/>
+            </w:tcMar>
+            <w:vAlign w:val="center"/>
+          </w:tcPr>
+          <w:p>
+            <w:pPr>
+              <w:jc w:val="left"/>
+              <w:pBdr>
+                <w:bottom w:val="none" w:sz="0" w:space="0" w:color="000000"/>
+                <w:top w:val="none" w:sz="0" w:space="0" w:color="000000"/>
+                <w:left w:val="none" w:sz="0" w:space="0" w:color="000000"/>
+                <w:right w:val="none" w:sz="0" w:space="0" w:color="000000"/>
+              </w:pBdr>
+              <w:spacing w:after="140" w:before="140" w:line="240"/>
+              <w:ind w:left="140" w:right="140" w:firstLine="0" w:firstLineChars="0"/>
+              <w:rPr>
+                <w:rFonts w:ascii="Arial" w:hAnsi="Arial" w:eastAsia="Arial" w:cs="Arial"/>
+                <w:i w:val="false"/>
+                <w:b w:val="false"/>
+                <w:u w:val="none"/>
+                <w:strike w:val="false"/>
+                <w:sz w:val="24"/>
+                <w:szCs w:val="24"/>
+                <w:color w:val="000000"/>
+              </w:rPr>
+            </w:pPr>
+            <w:r>
+              <w:rPr>
+                <w:rFonts w:ascii="Arial" w:hAnsi="Arial" w:eastAsia="Arial" w:cs="Arial"/>
+                <w:i w:val="false"/>
+                <w:b w:val="false"/>
+                <w:u w:val="none"/>
+                <w:strike w:val="false"/>
+                <w:sz w:val="24"/>
+                <w:szCs w:val="24"/>
+                <w:color w:val="000000"/>
+              </w:rPr>
+              <w:t xml:space="preserve">7</w:t>
+            </w:r>
+          </w:p>
+        </w:tc>
+        <w:tc>
+          <w:tcPr>
+            <w:tcBorders>
+              <w:bottom w:val="single" w:sz="6" w:space="0" w:color="D9D9D9"/>
+              <w:top w:val="none" w:sz="0" w:space="0" w:color="000000"/>
+              <w:left w:val="single" w:sz="6" w:space="0" w:color="D9D9D9"/>
+              <w:right w:val="single" w:sz="6" w:space="0" w:color="D9D9D9"/>
+            </w:tcBorders>
+            <w:shd w:val="clear" w:color="auto" w:fill="FFFFFF"/>
+            <w:tcMar>
+              <w:top w:w="0" w:type="dxa"/>
+              <w:bottom w:w="0" w:type="dxa"/>
+              <w:left w:w="0" w:type="dxa"/>
+              <w:right w:w="0" w:type="dxa"/>
+            </w:tcMar>
+            <w:vAlign w:val="center"/>
+          </w:tcPr>
+          <w:p>
+            <w:pPr>
+              <w:jc w:val="left"/>
+              <w:pBdr>
+                <w:bottom w:val="none" w:sz="0" w:space="0" w:color="000000"/>
+                <w:top w:val="none" w:sz="0" w:space="0" w:color="000000"/>
+                <w:left w:val="none" w:sz="0" w:space="0" w:color="000000"/>
+                <w:right w:val="none" w:sz="0" w:space="0" w:color="000000"/>
+              </w:pBdr>
+              <w:spacing w:after="140" w:before="140" w:line="240"/>
+              <w:ind w:left="140" w:right="140" w:firstLine="0" w:firstLineChars="0"/>
+              <w:rPr>
+                <w:rFonts w:ascii="Arial" w:hAnsi="Arial" w:eastAsia="Arial" w:cs="Arial"/>
+                <w:i w:val="false"/>
+                <w:b w:val="false"/>
+                <w:u w:val="none"/>
+                <w:strike w:val="false"/>
+                <w:sz w:val="24"/>
+                <w:szCs w:val="24"/>
+                <w:color w:val="000000"/>
+              </w:rPr>
+            </w:pPr>
+            <w:r>
+              <w:rPr>
+                <w:rFonts w:ascii="Arial" w:hAnsi="Arial" w:eastAsia="Arial" w:cs="Arial"/>
+                <w:i w:val="false"/>
+                <w:b w:val="false"/>
+                <w:u w:val="none"/>
+                <w:strike w:val="false"/>
+                <w:sz w:val="24"/>
+                <w:szCs w:val="24"/>
+                <w:color w:val="000000"/>
+              </w:rPr>
+              <w:t xml:space="preserve">8</w:t>
+            </w:r>
+          </w:p>
+        </w:tc>
+        <w:tc>
+          <w:tcPr>
+            <w:tcBorders>
+              <w:bottom w:val="single" w:sz="6" w:space="0" w:color="D9D9D9"/>
+              <w:top w:val="none" w:sz="0" w:space="0" w:color="000000"/>
+              <w:left w:val="single" w:sz="6" w:space="0" w:color="D9D9D9"/>
+              <w:right w:val="single" w:sz="6" w:space="0" w:color="D9D9D9"/>
+            </w:tcBorders>
+            <w:shd w:val="clear" w:color="auto" w:fill="FFFFFF"/>
+            <w:tcMar>
+              <w:top w:w="0" w:type="dxa"/>
+              <w:bottom w:w="0" w:type="dxa"/>
+              <w:left w:w="0" w:type="dxa"/>
+              <w:right w:w="0" w:type="dxa"/>
+            </w:tcMar>
+            <w:vAlign w:val="center"/>
+          </w:tcPr>
+          <w:p>
+            <w:pPr>
+              <w:jc w:val="left"/>
+              <w:pBdr>
+                <w:bottom w:val="none" w:sz="0" w:space="0" w:color="000000"/>
+                <w:top w:val="none" w:sz="0" w:space="0" w:color="000000"/>
+                <w:left w:val="none" w:sz="0" w:space="0" w:color="000000"/>
+                <w:right w:val="none" w:sz="0" w:space="0" w:color="000000"/>
+              </w:pBdr>
+              <w:spacing w:after="140" w:before="140" w:line="240"/>
+              <w:ind w:left="140" w:right="140" w:firstLine="0" w:firstLineChars="0"/>
+              <w:rPr>
+                <w:rFonts w:ascii="Arial" w:hAnsi="Arial" w:eastAsia="Arial" w:cs="Arial"/>
+                <w:i w:val="false"/>
+                <w:b w:val="false"/>
+                <w:u w:val="none"/>
+                <w:strike w:val="false"/>
+                <w:sz w:val="24"/>
+                <w:szCs w:val="24"/>
+                <w:color w:val="000000"/>
+              </w:rPr>
+            </w:pPr>
+            <w:r>
+              <w:rPr>
+                <w:rFonts w:ascii="Arial" w:hAnsi="Arial" w:eastAsia="Arial" w:cs="Arial"/>
+                <w:i w:val="false"/>
+                <w:b w:val="false"/>
+                <w:u w:val="none"/>
+                <w:strike w:val="false"/>
+                <w:sz w:val="24"/>
+                <w:szCs w:val="24"/>
+                <w:color w:val="000000"/>
+              </w:rPr>
+              <w:t xml:space="preserve">9</w:t>
+            </w:r>
+          </w:p>
+        </w:tc>
+        <w:tc>
+          <w:tcPr>
+            <w:tcBorders>
+              <w:bottom w:val="single" w:sz="6" w:space="0" w:color="D9D9D9"/>
+              <w:top w:val="none" w:sz="0" w:space="0" w:color="000000"/>
+              <w:left w:val="single" w:sz="6" w:space="0" w:color="D9D9D9"/>
+              <w:right w:val="single" w:sz="6" w:space="0" w:color="D9D9D9"/>
+            </w:tcBorders>
+            <w:shd w:val="clear" w:color="auto" w:fill="FFFFFF"/>
+            <w:tcMar>
+              <w:top w:w="0" w:type="dxa"/>
+              <w:bottom w:w="0" w:type="dxa"/>
+              <w:left w:w="0" w:type="dxa"/>
+              <w:right w:w="0" w:type="dxa"/>
+            </w:tcMar>
+            <w:vAlign w:val="center"/>
+          </w:tcPr>
+          <w:p>
+            <w:pPr>
+              <w:jc w:val="left"/>
+              <w:pBdr>
+                <w:bottom w:val="none" w:sz="0" w:space="0" w:color="000000"/>
+                <w:top w:val="none" w:sz="0" w:space="0" w:color="000000"/>
+                <w:left w:val="none" w:sz="0" w:space="0" w:color="000000"/>
+                <w:right w:val="none" w:sz="0" w:space="0" w:color="000000"/>
+              </w:pBdr>
+              <w:spacing w:after="140" w:before="140" w:line="240"/>
+              <w:ind w:left="140" w:right="140" w:firstLine="0" w:firstLineChars="0"/>
+              <w:rPr>
+                <w:rFonts w:ascii="Arial" w:hAnsi="Arial" w:eastAsia="Arial" w:cs="Arial"/>
+                <w:i w:val="false"/>
+                <w:b w:val="false"/>
+                <w:u w:val="none"/>
+                <w:strike w:val="false"/>
+                <w:sz w:val="24"/>
+                <w:szCs w:val="24"/>
+                <w:color w:val="000000"/>
+              </w:rPr>
+            </w:pPr>
+            <w:r>
+              <w:rPr>
+                <w:rFonts w:ascii="Arial" w:hAnsi="Arial" w:eastAsia="Arial" w:cs="Arial"/>
+                <w:i w:val="false"/>
+                <w:b w:val="false"/>
+                <w:u w:val="none"/>
+                <w:strike w:val="false"/>
+                <w:sz w:val="24"/>
+                <w:szCs w:val="24"/>
+                <w:color w:val="000000"/>
+              </w:rPr>
+              <w:t xml:space="preserve">46</w:t>
             </w:r>
           </w:p>
         </w:tc>
@@ -687,65 +983,11 @@
           <w:b w:val="false"/>
           <w:u w:val="none"/>
           <w:strike w:val="false"/>
-          <w:sz w:val="22"/>
-          <w:szCs w:val="22"/>
-          <w:color w:val="000000"/>
-        </w:rPr>
-        <w:t xml:space="preserve">Negative means lower costs. Coefficient means the number beside the named result row. The confidence interval describes statistical uncertainty; it does not cover every source of bias.</w:t>
-      </w:r>
-    </w:p>
-    <w:p>
-      <w:pPr>
-        <w:pStyle w:val="Normal"/>
-        <w:jc w:val="left"/>
-        <w:pBdr>
-          <w:bottom w:val="none" w:sz="0" w:space="0" w:color="000000"/>
-          <w:top w:val="none" w:sz="0" w:space="0" w:color="000000"/>
-          <w:left w:val="none" w:sz="0" w:space="0" w:color="000000"/>
-          <w:right w:val="none" w:sz="0" w:space="0" w:color="000000"/>
-        </w:pBdr>
-        <w:spacing w:after="120" w:before="0" w:line="240"/>
-        <w:ind w:left="0" w:right="0" w:firstLine="0" w:firstLineChars="0"/>
-      </w:pPr>
-      <w:r>
-        <w:rPr>
-          <w:rFonts w:ascii="Arial" w:hAnsi="Arial" w:eastAsia="Arial" w:cs="Arial"/>
-          <w:i w:val="false"/>
-          <w:b w:val="true"/>
-          <w:u w:val="none"/>
-          <w:strike w:val="false"/>
-          <w:sz w:val="28"/>
-          <w:szCs w:val="28"/>
-          <w:color w:val="000000"/>
-        </w:rPr>
-        <w:t xml:space="preserve">1 What does the result say</w:t>
-      </w:r>
-    </w:p>
-    <w:p>
-      <w:pPr>
-        <w:pStyle w:val="Normal"/>
-        <w:jc w:val="left"/>
-        <w:pBdr>
-          <w:bottom w:val="none" w:sz="0" w:space="0" w:color="000000"/>
-          <w:top w:val="none" w:sz="0" w:space="0" w:color="000000"/>
-          <w:left w:val="none" w:sz="0" w:space="0" w:color="000000"/>
-          <w:right w:val="none" w:sz="0" w:space="0" w:color="000000"/>
-        </w:pBdr>
-        <w:spacing w:after="160" w:before="0" w:line="240"/>
-        <w:ind w:left="0" w:right="0" w:firstLine="0" w:firstLineChars="0"/>
-      </w:pPr>
-      <w:r>
-        <w:rPr>
-          <w:rFonts w:ascii="Arial" w:hAnsi="Arial" w:eastAsia="Arial" w:cs="Arial"/>
-          <w:i w:val="false"/>
-          <w:b w:val="false"/>
-          <w:u w:val="none"/>
-          <w:strike w:val="false"/>
           <w:sz w:val="24"/>
           <w:szCs w:val="24"/>
           <w:color w:val="000000"/>
         </w:rPr>
-        <w:t xml:space="preserve">Write the change with its units, group and period.</w:t>
+        <w:t xml:space="preserve">Circle the business that would most affect the mean. Would the mean describe most of these businesses? Why?</w:t>
       </w:r>
     </w:p>
     <w:p>
@@ -803,6 +1045,111 @@
       </w:r>
     </w:p>
     <w:p>
+      <w:pPr/>
+      <w:r>
+        <w:br w:type="page"/>
+      </w:r>
+    </w:p>
+    <w:p>
+      <w:pPr>
+        <w:pStyle w:val="Normal"/>
+        <w:jc w:val="left"/>
+        <w:pBdr>
+          <w:bottom w:val="none" w:sz="0" w:space="0" w:color="000000"/>
+          <w:top w:val="none" w:sz="0" w:space="0" w:color="000000"/>
+          <w:left w:val="none" w:sz="0" w:space="0" w:color="000000"/>
+          <w:right w:val="none" w:sz="0" w:space="0" w:color="000000"/>
+        </w:pBdr>
+        <w:spacing w:after="60" w:before="0" w:line="240"/>
+        <w:ind w:left="0" w:right="0" w:firstLine="0" w:firstLineChars="0"/>
+      </w:pPr>
+      <w:r>
+        <w:rPr>
+          <w:rFonts w:ascii="Arial" w:hAnsi="Arial" w:eastAsia="Arial" w:cs="Arial"/>
+          <w:i w:val="false"/>
+          <w:b w:val="false"/>
+          <w:u w:val="none"/>
+          <w:strike w:val="false"/>
+          <w:sz w:val="20"/>
+          <w:szCs w:val="20"/>
+          <w:color w:val="545860"/>
+        </w:rPr>
+        <w:t xml:space="preserve">GreenWaste reading workshop | Day 1 | Session 2</w:t>
+      </w:r>
+    </w:p>
+    <w:p>
+      <w:pPr>
+        <w:pStyle w:val="Title"/>
+      </w:pPr>
+      <w:r>
+        <w:rPr>
+          <w:rFonts w:ascii="Arial" w:hAnsi="Arial" w:eastAsia="Arial" w:cs="Arial"/>
+          <w:i w:val="false"/>
+          <w:b w:val="true"/>
+          <w:u w:val="none"/>
+          <w:strike w:val="false"/>
+          <w:sz w:val="44"/>
+          <w:szCs w:val="44"/>
+          <w:color w:val="000000"/>
+        </w:rPr>
+        <w:t xml:space="preserve">Triage four claims</w:t>
+      </w:r>
+    </w:p>
+    <w:p>
+      <w:pPr>
+        <w:pStyle w:val="Normal"/>
+        <w:jc w:val="left"/>
+        <w:pBdr>
+          <w:bottom w:val="none" w:sz="0" w:space="0" w:color="000000"/>
+          <w:top w:val="none" w:sz="0" w:space="0" w:color="000000"/>
+          <w:left w:val="none" w:sz="0" w:space="0" w:color="000000"/>
+          <w:right w:val="none" w:sz="0" w:space="0" w:color="000000"/>
+        </w:pBdr>
+        <w:spacing w:after="160" w:before="0" w:line="240"/>
+        <w:ind w:left="0" w:right="0" w:firstLine="0" w:firstLineChars="0"/>
+      </w:pPr>
+      <w:r>
+        <w:rPr>
+          <w:rFonts w:ascii="Arial" w:hAnsi="Arial" w:eastAsia="Arial" w:cs="Arial"/>
+          <w:i w:val="false"/>
+          <w:b w:val="false"/>
+          <w:u w:val="none"/>
+          <w:strike w:val="false"/>
+          <w:sz w:val="24"/>
+          <w:szCs w:val="24"/>
+          <w:color w:val="000000"/>
+        </w:rPr>
+        <w:t xml:space="preserve">Read your group's four cards. For each, choose a decision and explain the evidence you still need.</w:t>
+      </w:r>
+    </w:p>
+    <w:p>
+      <w:pPr>
+        <w:pStyle w:val="Normal"/>
+        <w:jc w:val="left"/>
+        <w:pBdr>
+          <w:bottom w:val="none" w:sz="0" w:space="0" w:color="000000"/>
+          <w:top w:val="none" w:sz="0" w:space="0" w:color="000000"/>
+          <w:left w:val="none" w:sz="0" w:space="0" w:color="000000"/>
+          <w:right w:val="none" w:sz="0" w:space="0" w:color="000000"/>
+        </w:pBdr>
+        <w:spacing w:after="160" w:before="0" w:line="240"/>
+        <w:ind w:left="0" w:right="0" w:firstLine="0" w:firstLineChars="0"/>
+      </w:pPr>
+      <w:r>
+        <w:rPr>
+          <w:rFonts w:ascii="Arial" w:hAnsi="Arial" w:eastAsia="Arial" w:cs="Arial"/>
+          <w:i w:val="false"/>
+          <w:b w:val="false"/>
+          <w:u w:val="none"/>
+          <w:strike w:val="false"/>
+          <w:sz w:val="24"/>
+          <w:szCs w:val="24"/>
+          <w:color w:val="000000"/>
+        </w:rPr>
+        <w:t xml:space="preserve">Decisions: Act / Ask first / Do not act. Questions: Compared to what? / How big? / How sure?</w:t>
+      </w:r>
+    </w:p>
+    <w:p>
       <w:pPr>
         <w:pStyle w:val="Normal"/>
         <w:jc w:val="left"/>
@@ -826,7 +1173,7 @@
           <w:szCs w:val="28"/>
           <w:color w:val="000000"/>
         </w:rPr>
-        <w:t xml:space="preserve">2 Does the reported change meet the rule</w:t>
+        <w:t xml:space="preserve">Card 1</w:t>
       </w:r>
     </w:p>
     <w:p>
@@ -853,7 +1200,34 @@
           <w:szCs w:val="24"/>
           <w:color w:val="000000"/>
         </w:rPr>
-        <w:t xml:space="preserve">Explain using the estimate and interval.</w:t>
+        <w:t xml:space="preserve">Decision __________________   Missing question __________________</w:t>
+      </w:r>
+    </w:p>
+    <w:p>
+      <w:pPr>
+        <w:pStyle w:val="Normal"/>
+        <w:jc w:val="left"/>
+        <w:pBdr>
+          <w:bottom w:val="none" w:sz="0" w:space="0" w:color="000000"/>
+          <w:top w:val="none" w:sz="0" w:space="0" w:color="000000"/>
+          <w:left w:val="none" w:sz="0" w:space="0" w:color="000000"/>
+          <w:right w:val="none" w:sz="0" w:space="0" w:color="000000"/>
+        </w:pBdr>
+        <w:spacing w:after="160" w:before="0" w:line="240"/>
+        <w:ind w:left="0" w:right="0" w:firstLine="0" w:firstLineChars="0"/>
+      </w:pPr>
+      <w:r>
+        <w:rPr>
+          <w:rFonts w:ascii="Arial" w:hAnsi="Arial" w:eastAsia="Arial" w:cs="Arial"/>
+          <w:i w:val="false"/>
+          <w:b w:val="false"/>
+          <w:u w:val="none"/>
+          <w:strike w:val="false"/>
+          <w:sz w:val="24"/>
+          <w:szCs w:val="24"/>
+          <w:color w:val="000000"/>
+        </w:rPr>
+        <w:t xml:space="preserve">My reason or question for the evaluator</w:t>
       </w:r>
     </w:p>
     <w:p>
@@ -893,6 +1267,87 @@
           <w:left w:val="none" w:sz="0" w:space="0" w:color="000000"/>
           <w:right w:val="none" w:sz="0" w:space="0" w:color="000000"/>
         </w:pBdr>
+        <w:spacing w:after="120" w:before="0" w:line="240"/>
+        <w:ind w:left="0" w:right="0" w:firstLine="0" w:firstLineChars="0"/>
+      </w:pPr>
+      <w:r>
+        <w:rPr>
+          <w:rFonts w:ascii="Arial" w:hAnsi="Arial" w:eastAsia="Arial" w:cs="Arial"/>
+          <w:i w:val="false"/>
+          <w:b w:val="true"/>
+          <w:u w:val="none"/>
+          <w:strike w:val="false"/>
+          <w:sz w:val="28"/>
+          <w:szCs w:val="28"/>
+          <w:color w:val="000000"/>
+        </w:rPr>
+        <w:t xml:space="preserve">Card 2</w:t>
+      </w:r>
+    </w:p>
+    <w:p>
+      <w:pPr>
+        <w:pStyle w:val="Normal"/>
+        <w:jc w:val="left"/>
+        <w:pBdr>
+          <w:bottom w:val="none" w:sz="0" w:space="0" w:color="000000"/>
+          <w:top w:val="none" w:sz="0" w:space="0" w:color="000000"/>
+          <w:left w:val="none" w:sz="0" w:space="0" w:color="000000"/>
+          <w:right w:val="none" w:sz="0" w:space="0" w:color="000000"/>
+        </w:pBdr>
+        <w:spacing w:after="160" w:before="0" w:line="240"/>
+        <w:ind w:left="0" w:right="0" w:firstLine="0" w:firstLineChars="0"/>
+      </w:pPr>
+      <w:r>
+        <w:rPr>
+          <w:rFonts w:ascii="Arial" w:hAnsi="Arial" w:eastAsia="Arial" w:cs="Arial"/>
+          <w:i w:val="false"/>
+          <w:b w:val="false"/>
+          <w:u w:val="none"/>
+          <w:strike w:val="false"/>
+          <w:sz w:val="24"/>
+          <w:szCs w:val="24"/>
+          <w:color w:val="000000"/>
+        </w:rPr>
+        <w:t xml:space="preserve">Decision __________________   Missing question __________________</w:t>
+      </w:r>
+    </w:p>
+    <w:p>
+      <w:pPr>
+        <w:pStyle w:val="Normal"/>
+        <w:jc w:val="left"/>
+        <w:pBdr>
+          <w:bottom w:val="none" w:sz="0" w:space="0" w:color="000000"/>
+          <w:top w:val="none" w:sz="0" w:space="0" w:color="000000"/>
+          <w:left w:val="none" w:sz="0" w:space="0" w:color="000000"/>
+          <w:right w:val="none" w:sz="0" w:space="0" w:color="000000"/>
+        </w:pBdr>
+        <w:spacing w:after="160" w:before="0" w:line="240"/>
+        <w:ind w:left="0" w:right="0" w:firstLine="0" w:firstLineChars="0"/>
+      </w:pPr>
+      <w:r>
+        <w:rPr>
+          <w:rFonts w:ascii="Arial" w:hAnsi="Arial" w:eastAsia="Arial" w:cs="Arial"/>
+          <w:i w:val="false"/>
+          <w:b w:val="false"/>
+          <w:u w:val="none"/>
+          <w:strike w:val="false"/>
+          <w:sz w:val="24"/>
+          <w:szCs w:val="24"/>
+          <w:color w:val="000000"/>
+        </w:rPr>
+        <w:t xml:space="preserve">My reason or question for the evaluator</w:t>
+      </w:r>
+    </w:p>
+    <w:p>
+      <w:pPr>
+        <w:pStyle w:val="Normal"/>
+        <w:jc w:val="left"/>
+        <w:pBdr>
+          <w:bottom w:val="none" w:sz="0" w:space="0" w:color="000000"/>
+          <w:top w:val="none" w:sz="0" w:space="0" w:color="000000"/>
+          <w:left w:val="none" w:sz="0" w:space="0" w:color="000000"/>
+          <w:right w:val="none" w:sz="0" w:space="0" w:color="000000"/>
+        </w:pBdr>
         <w:spacing w:after="240" w:before="0" w:line="240"/>
         <w:ind w:left="0" w:right="0" w:firstLine="0" w:firstLineChars="0"/>
       </w:pPr>
@@ -911,6 +1366,330 @@
       </w:r>
     </w:p>
     <w:p>
+      <w:pPr>
+        <w:pStyle w:val="Normal"/>
+        <w:jc w:val="left"/>
+        <w:pBdr>
+          <w:bottom w:val="none" w:sz="0" w:space="0" w:color="000000"/>
+          <w:top w:val="none" w:sz="0" w:space="0" w:color="000000"/>
+          <w:left w:val="none" w:sz="0" w:space="0" w:color="000000"/>
+          <w:right w:val="none" w:sz="0" w:space="0" w:color="000000"/>
+        </w:pBdr>
+        <w:spacing w:after="120" w:before="0" w:line="240"/>
+        <w:ind w:left="0" w:right="0" w:firstLine="0" w:firstLineChars="0"/>
+      </w:pPr>
+      <w:r>
+        <w:rPr>
+          <w:rFonts w:ascii="Arial" w:hAnsi="Arial" w:eastAsia="Arial" w:cs="Arial"/>
+          <w:i w:val="false"/>
+          <w:b w:val="true"/>
+          <w:u w:val="none"/>
+          <w:strike w:val="false"/>
+          <w:sz w:val="28"/>
+          <w:szCs w:val="28"/>
+          <w:color w:val="000000"/>
+        </w:rPr>
+        <w:t xml:space="preserve">Card 3</w:t>
+      </w:r>
+    </w:p>
+    <w:p>
+      <w:pPr>
+        <w:pStyle w:val="Normal"/>
+        <w:jc w:val="left"/>
+        <w:pBdr>
+          <w:bottom w:val="none" w:sz="0" w:space="0" w:color="000000"/>
+          <w:top w:val="none" w:sz="0" w:space="0" w:color="000000"/>
+          <w:left w:val="none" w:sz="0" w:space="0" w:color="000000"/>
+          <w:right w:val="none" w:sz="0" w:space="0" w:color="000000"/>
+        </w:pBdr>
+        <w:spacing w:after="160" w:before="0" w:line="240"/>
+        <w:ind w:left="0" w:right="0" w:firstLine="0" w:firstLineChars="0"/>
+      </w:pPr>
+      <w:r>
+        <w:rPr>
+          <w:rFonts w:ascii="Arial" w:hAnsi="Arial" w:eastAsia="Arial" w:cs="Arial"/>
+          <w:i w:val="false"/>
+          <w:b w:val="false"/>
+          <w:u w:val="none"/>
+          <w:strike w:val="false"/>
+          <w:sz w:val="24"/>
+          <w:szCs w:val="24"/>
+          <w:color w:val="000000"/>
+        </w:rPr>
+        <w:t xml:space="preserve">Decision __________________   Missing question __________________</w:t>
+      </w:r>
+    </w:p>
+    <w:p>
+      <w:pPr>
+        <w:pStyle w:val="Normal"/>
+        <w:jc w:val="left"/>
+        <w:pBdr>
+          <w:bottom w:val="none" w:sz="0" w:space="0" w:color="000000"/>
+          <w:top w:val="none" w:sz="0" w:space="0" w:color="000000"/>
+          <w:left w:val="none" w:sz="0" w:space="0" w:color="000000"/>
+          <w:right w:val="none" w:sz="0" w:space="0" w:color="000000"/>
+        </w:pBdr>
+        <w:spacing w:after="160" w:before="0" w:line="240"/>
+        <w:ind w:left="0" w:right="0" w:firstLine="0" w:firstLineChars="0"/>
+      </w:pPr>
+      <w:r>
+        <w:rPr>
+          <w:rFonts w:ascii="Arial" w:hAnsi="Arial" w:eastAsia="Arial" w:cs="Arial"/>
+          <w:i w:val="false"/>
+          <w:b w:val="false"/>
+          <w:u w:val="none"/>
+          <w:strike w:val="false"/>
+          <w:sz w:val="24"/>
+          <w:szCs w:val="24"/>
+          <w:color w:val="000000"/>
+        </w:rPr>
+        <w:t xml:space="preserve">My reason or question for the evaluator</w:t>
+      </w:r>
+    </w:p>
+    <w:p>
+      <w:pPr>
+        <w:pStyle w:val="Normal"/>
+        <w:jc w:val="left"/>
+        <w:pBdr>
+          <w:bottom w:val="none" w:sz="0" w:space="0" w:color="000000"/>
+          <w:top w:val="none" w:sz="0" w:space="0" w:color="000000"/>
+          <w:left w:val="none" w:sz="0" w:space="0" w:color="000000"/>
+          <w:right w:val="none" w:sz="0" w:space="0" w:color="000000"/>
+        </w:pBdr>
+        <w:spacing w:after="240" w:before="0" w:line="240"/>
+        <w:ind w:left="0" w:right="0" w:firstLine="0" w:firstLineChars="0"/>
+      </w:pPr>
+      <w:r>
+        <w:rPr>
+          <w:rFonts w:ascii="Arial" w:hAnsi="Arial" w:eastAsia="Arial" w:cs="Arial"/>
+          <w:i w:val="false"/>
+          <w:b w:val="false"/>
+          <w:u w:val="none"/>
+          <w:strike w:val="false"/>
+          <w:sz w:val="24"/>
+          <w:szCs w:val="24"/>
+          <w:color w:val="B5BEC9"/>
+        </w:rPr>
+        <w:t xml:space="preserve">_______________________________________________________</w:t>
+      </w:r>
+    </w:p>
+    <w:p>
+      <w:pPr>
+        <w:pStyle w:val="Normal"/>
+        <w:jc w:val="left"/>
+        <w:pBdr>
+          <w:bottom w:val="none" w:sz="0" w:space="0" w:color="000000"/>
+          <w:top w:val="none" w:sz="0" w:space="0" w:color="000000"/>
+          <w:left w:val="none" w:sz="0" w:space="0" w:color="000000"/>
+          <w:right w:val="none" w:sz="0" w:space="0" w:color="000000"/>
+        </w:pBdr>
+        <w:spacing w:after="120" w:before="0" w:line="240"/>
+        <w:ind w:left="0" w:right="0" w:firstLine="0" w:firstLineChars="0"/>
+      </w:pPr>
+      <w:r>
+        <w:rPr>
+          <w:rFonts w:ascii="Arial" w:hAnsi="Arial" w:eastAsia="Arial" w:cs="Arial"/>
+          <w:i w:val="false"/>
+          <w:b w:val="true"/>
+          <w:u w:val="none"/>
+          <w:strike w:val="false"/>
+          <w:sz w:val="28"/>
+          <w:szCs w:val="28"/>
+          <w:color w:val="000000"/>
+        </w:rPr>
+        <w:t xml:space="preserve">Card 4</w:t>
+      </w:r>
+    </w:p>
+    <w:p>
+      <w:pPr>
+        <w:pStyle w:val="Normal"/>
+        <w:jc w:val="left"/>
+        <w:pBdr>
+          <w:bottom w:val="none" w:sz="0" w:space="0" w:color="000000"/>
+          <w:top w:val="none" w:sz="0" w:space="0" w:color="000000"/>
+          <w:left w:val="none" w:sz="0" w:space="0" w:color="000000"/>
+          <w:right w:val="none" w:sz="0" w:space="0" w:color="000000"/>
+        </w:pBdr>
+        <w:spacing w:after="160" w:before="0" w:line="240"/>
+        <w:ind w:left="0" w:right="0" w:firstLine="0" w:firstLineChars="0"/>
+      </w:pPr>
+      <w:r>
+        <w:rPr>
+          <w:rFonts w:ascii="Arial" w:hAnsi="Arial" w:eastAsia="Arial" w:cs="Arial"/>
+          <w:i w:val="false"/>
+          <w:b w:val="false"/>
+          <w:u w:val="none"/>
+          <w:strike w:val="false"/>
+          <w:sz w:val="24"/>
+          <w:szCs w:val="24"/>
+          <w:color w:val="000000"/>
+        </w:rPr>
+        <w:t xml:space="preserve">Decision __________________   Missing question __________________</w:t>
+      </w:r>
+    </w:p>
+    <w:p>
+      <w:pPr>
+        <w:pStyle w:val="Normal"/>
+        <w:jc w:val="left"/>
+        <w:pBdr>
+          <w:bottom w:val="none" w:sz="0" w:space="0" w:color="000000"/>
+          <w:top w:val="none" w:sz="0" w:space="0" w:color="000000"/>
+          <w:left w:val="none" w:sz="0" w:space="0" w:color="000000"/>
+          <w:right w:val="none" w:sz="0" w:space="0" w:color="000000"/>
+        </w:pBdr>
+        <w:spacing w:after="160" w:before="0" w:line="240"/>
+        <w:ind w:left="0" w:right="0" w:firstLine="0" w:firstLineChars="0"/>
+      </w:pPr>
+      <w:r>
+        <w:rPr>
+          <w:rFonts w:ascii="Arial" w:hAnsi="Arial" w:eastAsia="Arial" w:cs="Arial"/>
+          <w:i w:val="false"/>
+          <w:b w:val="false"/>
+          <w:u w:val="none"/>
+          <w:strike w:val="false"/>
+          <w:sz w:val="24"/>
+          <w:szCs w:val="24"/>
+          <w:color w:val="000000"/>
+        </w:rPr>
+        <w:t xml:space="preserve">My reason or question for the evaluator</w:t>
+      </w:r>
+    </w:p>
+    <w:p>
+      <w:pPr>
+        <w:pStyle w:val="Normal"/>
+        <w:jc w:val="left"/>
+        <w:pBdr>
+          <w:bottom w:val="none" w:sz="0" w:space="0" w:color="000000"/>
+          <w:top w:val="none" w:sz="0" w:space="0" w:color="000000"/>
+          <w:left w:val="none" w:sz="0" w:space="0" w:color="000000"/>
+          <w:right w:val="none" w:sz="0" w:space="0" w:color="000000"/>
+        </w:pBdr>
+        <w:spacing w:after="240" w:before="0" w:line="240"/>
+        <w:ind w:left="0" w:right="0" w:firstLine="0" w:firstLineChars="0"/>
+      </w:pPr>
+      <w:r>
+        <w:rPr>
+          <w:rFonts w:ascii="Arial" w:hAnsi="Arial" w:eastAsia="Arial" w:cs="Arial"/>
+          <w:i w:val="false"/>
+          <w:b w:val="false"/>
+          <w:u w:val="none"/>
+          <w:strike w:val="false"/>
+          <w:sz w:val="24"/>
+          <w:szCs w:val="24"/>
+          <w:color w:val="B5BEC9"/>
+        </w:rPr>
+        <w:t xml:space="preserve">_______________________________________________________</w:t>
+      </w:r>
+    </w:p>
+    <w:p>
+      <w:pPr>
+        <w:pStyle w:val="Normal"/>
+        <w:jc w:val="left"/>
+        <w:pBdr>
+          <w:bottom w:val="none" w:sz="0" w:space="0" w:color="000000"/>
+          <w:top w:val="none" w:sz="0" w:space="0" w:color="000000"/>
+          <w:left w:val="none" w:sz="0" w:space="0" w:color="000000"/>
+          <w:right w:val="none" w:sz="0" w:space="0" w:color="000000"/>
+        </w:pBdr>
+        <w:spacing w:after="120" w:before="0" w:line="240"/>
+        <w:ind w:left="0" w:right="0" w:firstLine="0" w:firstLineChars="0"/>
+      </w:pPr>
+      <w:r>
+        <w:rPr>
+          <w:rFonts w:ascii="Arial" w:hAnsi="Arial" w:eastAsia="Arial" w:cs="Arial"/>
+          <w:i w:val="false"/>
+          <w:b w:val="true"/>
+          <w:u w:val="none"/>
+          <w:strike w:val="false"/>
+          <w:sz w:val="28"/>
+          <w:szCs w:val="28"/>
+          <w:color w:val="000000"/>
+        </w:rPr>
+        <w:t xml:space="preserve">My next question from memory</w:t>
+      </w:r>
+    </w:p>
+    <w:p>
+      <w:pPr>
+        <w:pStyle w:val="Normal"/>
+        <w:jc w:val="left"/>
+        <w:pBdr>
+          <w:bottom w:val="none" w:sz="0" w:space="0" w:color="000000"/>
+          <w:top w:val="none" w:sz="0" w:space="0" w:color="000000"/>
+          <w:left w:val="none" w:sz="0" w:space="0" w:color="000000"/>
+          <w:right w:val="none" w:sz="0" w:space="0" w:color="000000"/>
+        </w:pBdr>
+        <w:spacing w:after="160" w:before="0" w:line="240"/>
+        <w:ind w:left="0" w:right="0" w:firstLine="0" w:firstLineChars="0"/>
+      </w:pPr>
+      <w:r>
+        <w:rPr>
+          <w:rFonts w:ascii="Arial" w:hAnsi="Arial" w:eastAsia="Arial" w:cs="Arial"/>
+          <w:i w:val="false"/>
+          <w:b w:val="false"/>
+          <w:u w:val="none"/>
+          <w:strike w:val="false"/>
+          <w:sz w:val="24"/>
+          <w:szCs w:val="24"/>
+          <w:color w:val="000000"/>
+        </w:rPr>
+        <w:t xml:space="preserve">Turn the cards over. Write one useful question and why its answer matters.</w:t>
+      </w:r>
+    </w:p>
+    <w:p>
+      <w:pPr>
+        <w:pStyle w:val="Normal"/>
+        <w:jc w:val="left"/>
+        <w:pBdr>
+          <w:bottom w:val="none" w:sz="0" w:space="0" w:color="000000"/>
+          <w:top w:val="none" w:sz="0" w:space="0" w:color="000000"/>
+          <w:left w:val="none" w:sz="0" w:space="0" w:color="000000"/>
+          <w:right w:val="none" w:sz="0" w:space="0" w:color="000000"/>
+        </w:pBdr>
+        <w:spacing w:after="240" w:before="0" w:line="240"/>
+        <w:ind w:left="0" w:right="0" w:firstLine="0" w:firstLineChars="0"/>
+      </w:pPr>
+      <w:r>
+        <w:rPr>
+          <w:rFonts w:ascii="Arial" w:hAnsi="Arial" w:eastAsia="Arial" w:cs="Arial"/>
+          <w:i w:val="false"/>
+          <w:b w:val="false"/>
+          <w:u w:val="none"/>
+          <w:strike w:val="false"/>
+          <w:sz w:val="24"/>
+          <w:szCs w:val="24"/>
+          <w:color w:val="B5BEC9"/>
+        </w:rPr>
+        <w:t xml:space="preserve">_______________________________________________________</w:t>
+      </w:r>
+    </w:p>
+    <w:p>
+      <w:pPr>
+        <w:pStyle w:val="Normal"/>
+        <w:jc w:val="left"/>
+        <w:pBdr>
+          <w:bottom w:val="none" w:sz="0" w:space="0" w:color="000000"/>
+          <w:top w:val="none" w:sz="0" w:space="0" w:color="000000"/>
+          <w:left w:val="none" w:sz="0" w:space="0" w:color="000000"/>
+          <w:right w:val="none" w:sz="0" w:space="0" w:color="000000"/>
+        </w:pBdr>
+        <w:spacing w:after="240" w:before="0" w:line="240"/>
+        <w:ind w:left="0" w:right="0" w:firstLine="0" w:firstLineChars="0"/>
+      </w:pPr>
+      <w:r>
+        <w:rPr>
+          <w:rFonts w:ascii="Arial" w:hAnsi="Arial" w:eastAsia="Arial" w:cs="Arial"/>
+          <w:i w:val="false"/>
+          <w:b w:val="false"/>
+          <w:u w:val="none"/>
+          <w:strike w:val="false"/>
+          <w:sz w:val="24"/>
+          <w:szCs w:val="24"/>
+          <w:color w:val="B5BEC9"/>
+        </w:rPr>
+        <w:t xml:space="preserve">_______________________________________________________</w:t>
+      </w:r>
+    </w:p>
+    <w:p>
       <w:pPr/>
       <w:r>
         <w:br w:type="page"/>
@@ -958,7 +1737,61 @@
           <w:szCs w:val="44"/>
           <w:color w:val="000000"/>
         </w:rPr>
-        <w:t xml:space="preserve">Check the conclusion</w:t>
+        <w:t xml:space="preserve">Four claim cards</w:t>
+      </w:r>
+    </w:p>
+    <w:p>
+      <w:pPr>
+        <w:pStyle w:val="Normal"/>
+        <w:jc w:val="left"/>
+        <w:pBdr>
+          <w:bottom w:val="none" w:sz="0" w:space="0" w:color="000000"/>
+          <w:top w:val="none" w:sz="0" w:space="0" w:color="000000"/>
+          <w:left w:val="none" w:sz="0" w:space="0" w:color="000000"/>
+          <w:right w:val="none" w:sz="0" w:space="0" w:color="000000"/>
+        </w:pBdr>
+        <w:spacing w:after="160" w:before="0" w:line="240"/>
+        <w:ind w:left="0" w:right="0" w:firstLine="0" w:firstLineChars="0"/>
+      </w:pPr>
+      <w:r>
+        <w:rPr>
+          <w:rFonts w:ascii="Arial" w:hAnsi="Arial" w:eastAsia="Arial" w:cs="Arial"/>
+          <w:i w:val="false"/>
+          <w:b w:val="false"/>
+          <w:u w:val="none"/>
+          <w:strike w:val="false"/>
+          <w:sz w:val="20"/>
+          <w:szCs w:val="20"/>
+          <w:color w:val="000000"/>
+        </w:rPr>
+        <w:t xml:space="preserve">Trainer print instruction: one copy of this page per group. Cut into four slips. Do not give the key to participants.</w:t>
+      </w:r>
+    </w:p>
+    <w:p>
+      <w:pPr>
+        <w:pStyle w:val="Normal"/>
+        <w:jc w:val="left"/>
+        <w:pBdr>
+          <w:bottom w:val="none" w:sz="0" w:space="0" w:color="000000"/>
+          <w:top w:val="none" w:sz="0" w:space="0" w:color="000000"/>
+          <w:left w:val="none" w:sz="0" w:space="0" w:color="000000"/>
+          <w:right w:val="none" w:sz="0" w:space="0" w:color="000000"/>
+        </w:pBdr>
+        <w:spacing w:after="160" w:before="0" w:line="240"/>
+        <w:ind w:left="0" w:right="0" w:firstLine="0" w:firstLineChars="0"/>
+      </w:pPr>
+      <w:r>
+        <w:rPr>
+          <w:rFonts w:ascii="Arial" w:hAnsi="Arial" w:eastAsia="Arial" w:cs="Arial"/>
+          <w:i w:val="false"/>
+          <w:b w:val="false"/>
+          <w:u w:val="none"/>
+          <w:strike w:val="false"/>
+          <w:sz w:val="18"/>
+          <w:szCs w:val="18"/>
+          <w:color w:val="545860"/>
+        </w:rPr>
+        <w:t xml:space="preserve">GreenWaste is a fictional training case.</w:t>
       </w:r>
     </w:p>
     <w:p>
@@ -985,7 +1818,7 @@
           <w:szCs w:val="28"/>
           <w:color w:val="000000"/>
         </w:rPr>
-        <w:t xml:space="preserve">3 What does this comparison leave unanswered</w:t>
+        <w:t xml:space="preserve">Card 1</w:t>
       </w:r>
     </w:p>
     <w:p>
@@ -1006,148 +1839,67 @@
           <w:rFonts w:ascii="Arial" w:hAnsi="Arial" w:eastAsia="Arial" w:cs="Arial"/>
           <w:i w:val="false"/>
           <w:b w:val="false"/>
-          <w:u w:val="none"/>
-          <w:strike w:val="false"/>
-          <w:sz w:val="24"/>
-          <w:szCs w:val="24"/>
-          <w:color w:val="000000"/>
-        </w:rPr>
-        <w:t xml:space="preserve">What could have changed costs without GreenWaste? What would you ask the evaluator?</w:t>
-      </w:r>
-    </w:p>
-    <w:p>
-      <w:pPr>
-        <w:pStyle w:val="Normal"/>
-        <w:jc w:val="left"/>
-        <w:pBdr>
-          <w:bottom w:val="none" w:sz="0" w:space="0" w:color="000000"/>
-          <w:top w:val="none" w:sz="0" w:space="0" w:color="000000"/>
-          <w:left w:val="none" w:sz="0" w:space="0" w:color="000000"/>
-          <w:right w:val="none" w:sz="0" w:space="0" w:color="000000"/>
-        </w:pBdr>
-        <w:spacing w:after="240" w:before="0" w:line="240"/>
-        <w:ind w:left="0" w:right="0" w:firstLine="0" w:firstLineChars="0"/>
-      </w:pPr>
-      <w:r>
-        <w:rPr>
-          <w:rFonts w:ascii="Arial" w:hAnsi="Arial" w:eastAsia="Arial" w:cs="Arial"/>
-          <w:i w:val="false"/>
-          <w:b w:val="false"/>
-          <w:u w:val="none"/>
-          <w:strike w:val="false"/>
-          <w:sz w:val="24"/>
-          <w:szCs w:val="24"/>
-          <w:color w:val="B5BEC9"/>
-        </w:rPr>
-        <w:t xml:space="preserve">_______________________________________________________</w:t>
-      </w:r>
-    </w:p>
-    <w:p>
-      <w:pPr>
-        <w:pStyle w:val="Normal"/>
-        <w:jc w:val="left"/>
-        <w:pBdr>
-          <w:bottom w:val="none" w:sz="0" w:space="0" w:color="000000"/>
-          <w:top w:val="none" w:sz="0" w:space="0" w:color="000000"/>
-          <w:left w:val="none" w:sz="0" w:space="0" w:color="000000"/>
-          <w:right w:val="none" w:sz="0" w:space="0" w:color="000000"/>
-        </w:pBdr>
-        <w:spacing w:after="240" w:before="0" w:line="240"/>
-        <w:ind w:left="0" w:right="0" w:firstLine="0" w:firstLineChars="0"/>
-      </w:pPr>
-      <w:r>
-        <w:rPr>
-          <w:rFonts w:ascii="Arial" w:hAnsi="Arial" w:eastAsia="Arial" w:cs="Arial"/>
-          <w:i w:val="false"/>
-          <w:b w:val="false"/>
-          <w:u w:val="none"/>
-          <w:strike w:val="false"/>
-          <w:sz w:val="24"/>
-          <w:szCs w:val="24"/>
-          <w:color w:val="B5BEC9"/>
-        </w:rPr>
-        <w:t xml:space="preserve">_______________________________________________________</w:t>
-      </w:r>
-    </w:p>
-    <w:p>
-      <w:pPr>
-        <w:pStyle w:val="Normal"/>
-        <w:jc w:val="left"/>
-        <w:pBdr>
-          <w:bottom w:val="none" w:sz="0" w:space="0" w:color="000000"/>
-          <w:top w:val="none" w:sz="0" w:space="0" w:color="000000"/>
-          <w:left w:val="none" w:sz="0" w:space="0" w:color="000000"/>
-          <w:right w:val="none" w:sz="0" w:space="0" w:color="000000"/>
-        </w:pBdr>
-        <w:spacing w:after="240" w:before="0" w:line="240"/>
-        <w:ind w:left="0" w:right="0" w:firstLine="0" w:firstLineChars="0"/>
-      </w:pPr>
-      <w:r>
-        <w:rPr>
-          <w:rFonts w:ascii="Arial" w:hAnsi="Arial" w:eastAsia="Arial" w:cs="Arial"/>
-          <w:i w:val="false"/>
-          <w:b w:val="false"/>
-          <w:u w:val="none"/>
-          <w:strike w:val="false"/>
-          <w:sz w:val="24"/>
-          <w:szCs w:val="24"/>
-          <w:color w:val="B5BEC9"/>
-        </w:rPr>
-        <w:t xml:space="preserve">_______________________________________________________</w:t>
-      </w:r>
-    </w:p>
-    <w:p>
-      <w:pPr>
-        <w:pStyle w:val="Normal"/>
-        <w:jc w:val="left"/>
-        <w:pBdr>
-          <w:bottom w:val="none" w:sz="0" w:space="0" w:color="000000"/>
-          <w:top w:val="none" w:sz="0" w:space="0" w:color="000000"/>
-          <w:left w:val="none" w:sz="0" w:space="0" w:color="000000"/>
-          <w:right w:val="none" w:sz="0" w:space="0" w:color="000000"/>
-        </w:pBdr>
-        <w:spacing w:after="120" w:before="0" w:line="240"/>
-        <w:ind w:left="0" w:right="0" w:firstLine="0" w:firstLineChars="0"/>
-      </w:pPr>
-      <w:r>
-        <w:rPr>
-          <w:rFonts w:ascii="Arial" w:hAnsi="Arial" w:eastAsia="Arial" w:cs="Arial"/>
-          <w:i w:val="false"/>
-          <w:b w:val="true"/>
           <w:u w:val="none"/>
           <w:strike w:val="false"/>
           <w:sz w:val="28"/>
           <w:szCs w:val="28"/>
           <w:color w:val="000000"/>
         </w:rPr>
-        <w:t xml:space="preserve">4 Repair this illustrative AI summary</w:t>
-      </w:r>
-    </w:p>
-    <w:p>
-      <w:pPr>
-        <w:pStyle w:val="Normal"/>
-        <w:jc w:val="left"/>
-        <w:pBdr>
-          <w:bottom w:val="none" w:sz="0" w:space="0" w:color="000000"/>
-          <w:top w:val="none" w:sz="0" w:space="0" w:color="000000"/>
-          <w:left w:val="none" w:sz="0" w:space="0" w:color="000000"/>
-          <w:right w:val="none" w:sz="0" w:space="0" w:color="000000"/>
-        </w:pBdr>
-        <w:spacing w:after="160" w:before="0" w:line="240"/>
-        <w:ind w:left="0" w:right="0" w:firstLine="0" w:firstLineChars="0"/>
-      </w:pPr>
-      <w:r>
-        <w:rPr>
-          <w:rFonts w:ascii="Arial" w:hAnsi="Arial" w:eastAsia="Arial" w:cs="Arial"/>
-          <w:i w:val="false"/>
-          <w:b w:val="false"/>
+        <w:t xml:space="preserve">Landfill waste from businesses in GreenWaste fell 50% in a year.</w:t>
+      </w:r>
+    </w:p>
+    <w:p>
+      <w:pPr>
+        <w:pStyle w:val="Normal"/>
+        <w:jc w:val="left"/>
+        <w:pBdr>
+          <w:bottom w:val="none" w:sz="0" w:space="0" w:color="000000"/>
+          <w:top w:val="none" w:sz="0" w:space="0" w:color="000000"/>
+          <w:left w:val="none" w:sz="0" w:space="0" w:color="000000"/>
+          <w:right w:val="none" w:sz="0" w:space="0" w:color="000000"/>
+        </w:pBdr>
+        <w:spacing w:after="360" w:before="0" w:line="240"/>
+        <w:ind w:left="0" w:right="0" w:firstLine="0" w:firstLineChars="0"/>
+      </w:pPr>
+      <w:r>
+        <w:rPr>
+          <w:rFonts w:ascii="Arial" w:hAnsi="Arial" w:eastAsia="Arial" w:cs="Arial"/>
+          <w:i w:val="false"/>
+          <w:b w:val="false"/>
+          <w:u w:val="none"/>
+          <w:strike w:val="false"/>
+          <w:sz w:val="22"/>
+          <w:szCs w:val="22"/>
+          <w:color w:val="000000"/>
+        </w:rPr>
+        <w:t xml:space="preserve">What does this claim leave unanswered?</w:t>
+      </w:r>
+    </w:p>
+    <w:p>
+      <w:pPr>
+        <w:pStyle w:val="Normal"/>
+        <w:jc w:val="left"/>
+        <w:pBdr>
+          <w:bottom w:val="none" w:sz="0" w:space="0" w:color="000000"/>
+          <w:top w:val="none" w:sz="0" w:space="0" w:color="000000"/>
+          <w:left w:val="none" w:sz="0" w:space="0" w:color="000000"/>
+          <w:right w:val="none" w:sz="0" w:space="0" w:color="000000"/>
+        </w:pBdr>
+        <w:spacing w:after="120" w:before="0" w:line="240"/>
+        <w:ind w:left="0" w:right="0" w:firstLine="0" w:firstLineChars="0"/>
+      </w:pPr>
+      <w:r>
+        <w:rPr>
+          <w:rFonts w:ascii="Arial" w:hAnsi="Arial" w:eastAsia="Arial" w:cs="Arial"/>
+          <w:i w:val="false"/>
+          <w:b w:val="true"/>
           <w:u w:val="none"/>
           <w:strike w:val="false"/>
           <w:sz w:val="28"/>
           <w:szCs w:val="28"/>
           <w:color w:val="000000"/>
         </w:rPr>
-        <w:t xml:space="preserve">"City participants' annual costs fell by 669 AED. GreenWaste caused that saving, so scale-up is justified."</w:t>
+        <w:t xml:space="preserve">Card 2</w:t>
       </w:r>
     </w:p>
     <w:p>
@@ -1168,242 +1920,26 @@
           <w:rFonts w:ascii="Arial" w:hAnsi="Arial" w:eastAsia="Arial" w:cs="Arial"/>
           <w:i w:val="false"/>
           <w:b w:val="false"/>
-          <w:u w:val="none"/>
-          <w:strike w:val="false"/>
-          <w:sz w:val="24"/>
-          <w:szCs w:val="24"/>
-          <w:color w:val="000000"/>
-        </w:rPr>
-        <w:t xml:space="preserve">Underline what the extract supports. Cross out what it does not support. Rewrite the conclusion using the source.</w:t>
-      </w:r>
-    </w:p>
-    <w:p>
-      <w:pPr>
-        <w:pStyle w:val="Normal"/>
-        <w:jc w:val="left"/>
-        <w:pBdr>
-          <w:bottom w:val="none" w:sz="0" w:space="0" w:color="000000"/>
-          <w:top w:val="none" w:sz="0" w:space="0" w:color="000000"/>
-          <w:left w:val="none" w:sz="0" w:space="0" w:color="000000"/>
-          <w:right w:val="none" w:sz="0" w:space="0" w:color="000000"/>
-        </w:pBdr>
-        <w:spacing w:after="240" w:before="0" w:line="240"/>
-        <w:ind w:left="0" w:right="0" w:firstLine="0" w:firstLineChars="0"/>
-      </w:pPr>
-      <w:r>
-        <w:rPr>
-          <w:rFonts w:ascii="Arial" w:hAnsi="Arial" w:eastAsia="Arial" w:cs="Arial"/>
-          <w:i w:val="false"/>
-          <w:b w:val="false"/>
-          <w:u w:val="none"/>
-          <w:strike w:val="false"/>
-          <w:sz w:val="24"/>
-          <w:szCs w:val="24"/>
-          <w:color w:val="B5BEC9"/>
-        </w:rPr>
-        <w:t xml:space="preserve">_______________________________________________________</w:t>
-      </w:r>
-    </w:p>
-    <w:p>
-      <w:pPr>
-        <w:pStyle w:val="Normal"/>
-        <w:jc w:val="left"/>
-        <w:pBdr>
-          <w:bottom w:val="none" w:sz="0" w:space="0" w:color="000000"/>
-          <w:top w:val="none" w:sz="0" w:space="0" w:color="000000"/>
-          <w:left w:val="none" w:sz="0" w:space="0" w:color="000000"/>
-          <w:right w:val="none" w:sz="0" w:space="0" w:color="000000"/>
-        </w:pBdr>
-        <w:spacing w:after="240" w:before="0" w:line="240"/>
-        <w:ind w:left="0" w:right="0" w:firstLine="0" w:firstLineChars="0"/>
-      </w:pPr>
-      <w:r>
-        <w:rPr>
-          <w:rFonts w:ascii="Arial" w:hAnsi="Arial" w:eastAsia="Arial" w:cs="Arial"/>
-          <w:i w:val="false"/>
-          <w:b w:val="false"/>
-          <w:u w:val="none"/>
-          <w:strike w:val="false"/>
-          <w:sz w:val="24"/>
-          <w:szCs w:val="24"/>
-          <w:color w:val="B5BEC9"/>
-        </w:rPr>
-        <w:t xml:space="preserve">_______________________________________________________</w:t>
-      </w:r>
-    </w:p>
-    <w:p>
-      <w:pPr>
-        <w:pStyle w:val="Normal"/>
-        <w:jc w:val="left"/>
-        <w:pBdr>
-          <w:bottom w:val="none" w:sz="0" w:space="0" w:color="000000"/>
-          <w:top w:val="none" w:sz="0" w:space="0" w:color="000000"/>
-          <w:left w:val="none" w:sz="0" w:space="0" w:color="000000"/>
-          <w:right w:val="none" w:sz="0" w:space="0" w:color="000000"/>
-        </w:pBdr>
-        <w:spacing w:after="240" w:before="0" w:line="240"/>
-        <w:ind w:left="0" w:right="0" w:firstLine="0" w:firstLineChars="0"/>
-      </w:pPr>
-      <w:r>
-        <w:rPr>
-          <w:rFonts w:ascii="Arial" w:hAnsi="Arial" w:eastAsia="Arial" w:cs="Arial"/>
-          <w:i w:val="false"/>
-          <w:b w:val="false"/>
-          <w:u w:val="none"/>
-          <w:strike w:val="false"/>
-          <w:sz w:val="24"/>
-          <w:szCs w:val="24"/>
-          <w:color w:val="B5BEC9"/>
-        </w:rPr>
-        <w:t xml:space="preserve">_______________________________________________________</w:t>
-      </w:r>
-    </w:p>
-    <w:p>
-      <w:pPr>
-        <w:pStyle w:val="Normal"/>
-        <w:jc w:val="left"/>
-        <w:pBdr>
-          <w:bottom w:val="none" w:sz="0" w:space="0" w:color="000000"/>
-          <w:top w:val="none" w:sz="0" w:space="0" w:color="000000"/>
-          <w:left w:val="none" w:sz="0" w:space="0" w:color="000000"/>
-          <w:right w:val="none" w:sz="0" w:space="0" w:color="000000"/>
-        </w:pBdr>
-        <w:spacing w:after="120" w:before="0" w:line="240"/>
-        <w:ind w:left="0" w:right="0" w:firstLine="0" w:firstLineChars="0"/>
-      </w:pPr>
-      <w:r>
-        <w:rPr>
-          <w:rFonts w:ascii="Arial" w:hAnsi="Arial" w:eastAsia="Arial" w:cs="Arial"/>
-          <w:i w:val="false"/>
-          <w:b w:val="true"/>
           <w:u w:val="none"/>
           <w:strike w:val="false"/>
           <w:sz w:val="28"/>
           <w:szCs w:val="28"/>
           <w:color w:val="000000"/>
         </w:rPr>
-        <w:t xml:space="preserve">5 Your decision sentence</w:t>
-      </w:r>
-    </w:p>
-    <w:p>
-      <w:pPr>
-        <w:pStyle w:val="Normal"/>
-        <w:jc w:val="left"/>
-        <w:pBdr>
-          <w:bottom w:val="none" w:sz="0" w:space="0" w:color="000000"/>
-          <w:top w:val="none" w:sz="0" w:space="0" w:color="000000"/>
-          <w:left w:val="none" w:sz="0" w:space="0" w:color="000000"/>
-          <w:right w:val="none" w:sz="0" w:space="0" w:color="000000"/>
-        </w:pBdr>
-        <w:spacing w:after="160" w:before="0" w:line="240"/>
-        <w:ind w:left="0" w:right="0" w:firstLine="0" w:firstLineChars="0"/>
-      </w:pPr>
-      <w:r>
-        <w:rPr>
-          <w:rFonts w:ascii="Arial" w:hAnsi="Arial" w:eastAsia="Arial" w:cs="Arial"/>
-          <w:i w:val="false"/>
-          <w:b w:val="false"/>
-          <w:u w:val="none"/>
-          <w:strike w:val="false"/>
-          <w:sz w:val="24"/>
-          <w:szCs w:val="24"/>
-          <w:color w:val="000000"/>
-        </w:rPr>
-        <w:t xml:space="preserve">State the result, one limit and your next question. Work alone before comparing with a partner.</w:t>
-      </w:r>
-    </w:p>
-    <w:p>
-      <w:pPr>
-        <w:pStyle w:val="Normal"/>
-        <w:jc w:val="left"/>
-        <w:pBdr>
-          <w:bottom w:val="none" w:sz="0" w:space="0" w:color="000000"/>
-          <w:top w:val="none" w:sz="0" w:space="0" w:color="000000"/>
-          <w:left w:val="none" w:sz="0" w:space="0" w:color="000000"/>
-          <w:right w:val="none" w:sz="0" w:space="0" w:color="000000"/>
-        </w:pBdr>
-        <w:spacing w:after="240" w:before="0" w:line="240"/>
-        <w:ind w:left="0" w:right="0" w:firstLine="0" w:firstLineChars="0"/>
-      </w:pPr>
-      <w:r>
-        <w:rPr>
-          <w:rFonts w:ascii="Arial" w:hAnsi="Arial" w:eastAsia="Arial" w:cs="Arial"/>
-          <w:i w:val="false"/>
-          <w:b w:val="false"/>
-          <w:u w:val="none"/>
-          <w:strike w:val="false"/>
-          <w:sz w:val="24"/>
-          <w:szCs w:val="24"/>
-          <w:color w:val="B5BEC9"/>
-        </w:rPr>
-        <w:t xml:space="preserve">_______________________________________________________</w:t>
-      </w:r>
-    </w:p>
-    <w:p>
-      <w:pPr>
-        <w:pStyle w:val="Normal"/>
-        <w:jc w:val="left"/>
-        <w:pBdr>
-          <w:bottom w:val="none" w:sz="0" w:space="0" w:color="000000"/>
-          <w:top w:val="none" w:sz="0" w:space="0" w:color="000000"/>
-          <w:left w:val="none" w:sz="0" w:space="0" w:color="000000"/>
-          <w:right w:val="none" w:sz="0" w:space="0" w:color="000000"/>
-        </w:pBdr>
-        <w:spacing w:after="240" w:before="0" w:line="240"/>
-        <w:ind w:left="0" w:right="0" w:firstLine="0" w:firstLineChars="0"/>
-      </w:pPr>
-      <w:r>
-        <w:rPr>
-          <w:rFonts w:ascii="Arial" w:hAnsi="Arial" w:eastAsia="Arial" w:cs="Arial"/>
-          <w:i w:val="false"/>
-          <w:b w:val="false"/>
-          <w:u w:val="none"/>
-          <w:strike w:val="false"/>
-          <w:sz w:val="24"/>
-          <w:szCs w:val="24"/>
-          <w:color w:val="B5BEC9"/>
-        </w:rPr>
-        <w:t xml:space="preserve">_______________________________________________________</w:t>
-      </w:r>
-    </w:p>
-    <w:p>
-      <w:pPr>
-        <w:pStyle w:val="Normal"/>
-        <w:jc w:val="left"/>
-        <w:pBdr>
-          <w:bottom w:val="none" w:sz="0" w:space="0" w:color="000000"/>
-          <w:top w:val="none" w:sz="0" w:space="0" w:color="000000"/>
-          <w:left w:val="none" w:sz="0" w:space="0" w:color="000000"/>
-          <w:right w:val="none" w:sz="0" w:space="0" w:color="000000"/>
-        </w:pBdr>
-        <w:spacing w:after="240" w:before="0" w:line="240"/>
-        <w:ind w:left="0" w:right="0" w:firstLine="0" w:firstLineChars="0"/>
-      </w:pPr>
-      <w:r>
-        <w:rPr>
-          <w:rFonts w:ascii="Arial" w:hAnsi="Arial" w:eastAsia="Arial" w:cs="Arial"/>
-          <w:i w:val="false"/>
-          <w:b w:val="false"/>
-          <w:u w:val="none"/>
-          <w:strike w:val="false"/>
-          <w:sz w:val="24"/>
-          <w:szCs w:val="24"/>
-          <w:color w:val="B5BEC9"/>
-        </w:rPr>
-        <w:t xml:space="preserve">_______________________________________________________</w:t>
-      </w:r>
-    </w:p>
-    <w:p>
-      <w:pPr>
-        <w:pStyle w:val="Normal"/>
-        <w:jc w:val="left"/>
-        <w:pBdr>
-          <w:bottom w:val="none" w:sz="0" w:space="0" w:color="000000"/>
-          <w:top w:val="none" w:sz="0" w:space="0" w:color="000000"/>
-          <w:left w:val="none" w:sz="0" w:space="0" w:color="000000"/>
-          <w:right w:val="none" w:sz="0" w:space="0" w:color="000000"/>
-        </w:pBdr>
-        <w:spacing w:after="160" w:before="0" w:line="240"/>
+        <w:t xml:space="preserve">The effect of GreenWaste on landfill is -2.69 tonnes per business, 95% confidence interval -2.74 to -2.64.</w:t>
+      </w:r>
+    </w:p>
+    <w:p>
+      <w:pPr>
+        <w:pStyle w:val="Normal"/>
+        <w:jc w:val="left"/>
+        <w:pBdr>
+          <w:bottom w:val="none" w:sz="0" w:space="0" w:color="000000"/>
+          <w:top w:val="none" w:sz="0" w:space="0" w:color="000000"/>
+          <w:left w:val="none" w:sz="0" w:space="0" w:color="000000"/>
+          <w:right w:val="none" w:sz="0" w:space="0" w:color="000000"/>
+        </w:pBdr>
+        <w:spacing w:after="360" w:before="0" w:line="240"/>
         <w:ind w:left="0" w:right="0" w:firstLine="0" w:firstLineChars="0"/>
       </w:pPr>
       <w:r>
@@ -1417,7 +1953,169 @@
           <w:szCs w:val="22"/>
           <w:color w:val="000000"/>
         </w:rPr>
-        <w:t xml:space="preserve">A small p-value does not establish cause or a large enough saving. A non-significant result does not prove there is no effect.</w:t>
+        <w:t xml:space="preserve">What does this claim leave unanswered?</w:t>
+      </w:r>
+    </w:p>
+    <w:p>
+      <w:pPr>
+        <w:pStyle w:val="Normal"/>
+        <w:jc w:val="left"/>
+        <w:pBdr>
+          <w:bottom w:val="none" w:sz="0" w:space="0" w:color="000000"/>
+          <w:top w:val="none" w:sz="0" w:space="0" w:color="000000"/>
+          <w:left w:val="none" w:sz="0" w:space="0" w:color="000000"/>
+          <w:right w:val="none" w:sz="0" w:space="0" w:color="000000"/>
+        </w:pBdr>
+        <w:spacing w:after="120" w:before="0" w:line="240"/>
+        <w:ind w:left="0" w:right="0" w:firstLine="0" w:firstLineChars="0"/>
+      </w:pPr>
+      <w:r>
+        <w:rPr>
+          <w:rFonts w:ascii="Arial" w:hAnsi="Arial" w:eastAsia="Arial" w:cs="Arial"/>
+          <w:i w:val="false"/>
+          <w:b w:val="true"/>
+          <w:u w:val="none"/>
+          <w:strike w:val="false"/>
+          <w:sz w:val="28"/>
+          <w:szCs w:val="28"/>
+          <w:color w:val="000000"/>
+        </w:rPr>
+        <w:t xml:space="preserve">Card 3</w:t>
+      </w:r>
+    </w:p>
+    <w:p>
+      <w:pPr>
+        <w:pStyle w:val="Normal"/>
+        <w:jc w:val="left"/>
+        <w:pBdr>
+          <w:bottom w:val="none" w:sz="0" w:space="0" w:color="000000"/>
+          <w:top w:val="none" w:sz="0" w:space="0" w:color="000000"/>
+          <w:left w:val="none" w:sz="0" w:space="0" w:color="000000"/>
+          <w:right w:val="none" w:sz="0" w:space="0" w:color="000000"/>
+        </w:pBdr>
+        <w:spacing w:after="160" w:before="0" w:line="240"/>
+        <w:ind w:left="0" w:right="0" w:firstLine="0" w:firstLineChars="0"/>
+      </w:pPr>
+      <w:r>
+        <w:rPr>
+          <w:rFonts w:ascii="Arial" w:hAnsi="Arial" w:eastAsia="Arial" w:cs="Arial"/>
+          <w:i w:val="false"/>
+          <w:b w:val="false"/>
+          <w:u w:val="none"/>
+          <w:strike w:val="false"/>
+          <w:sz w:val="28"/>
+          <w:szCs w:val="28"/>
+          <w:color w:val="000000"/>
+        </w:rPr>
+        <w:t xml:space="preserve">The fall in landfill is statistically significant (p &lt; 0.001), so every business in the country should join GreenWaste.</w:t>
+      </w:r>
+    </w:p>
+    <w:p>
+      <w:pPr>
+        <w:pStyle w:val="Normal"/>
+        <w:jc w:val="left"/>
+        <w:pBdr>
+          <w:bottom w:val="none" w:sz="0" w:space="0" w:color="000000"/>
+          <w:top w:val="none" w:sz="0" w:space="0" w:color="000000"/>
+          <w:left w:val="none" w:sz="0" w:space="0" w:color="000000"/>
+          <w:right w:val="none" w:sz="0" w:space="0" w:color="000000"/>
+        </w:pBdr>
+        <w:spacing w:after="360" w:before="0" w:line="240"/>
+        <w:ind w:left="0" w:right="0" w:firstLine="0" w:firstLineChars="0"/>
+      </w:pPr>
+      <w:r>
+        <w:rPr>
+          <w:rFonts w:ascii="Arial" w:hAnsi="Arial" w:eastAsia="Arial" w:cs="Arial"/>
+          <w:i w:val="false"/>
+          <w:b w:val="false"/>
+          <w:u w:val="none"/>
+          <w:strike w:val="false"/>
+          <w:sz w:val="22"/>
+          <w:szCs w:val="22"/>
+          <w:color w:val="000000"/>
+        </w:rPr>
+        <w:t xml:space="preserve">What does this claim leave unanswered?</w:t>
+      </w:r>
+    </w:p>
+    <w:p>
+      <w:pPr>
+        <w:pStyle w:val="Normal"/>
+        <w:jc w:val="left"/>
+        <w:pBdr>
+          <w:bottom w:val="none" w:sz="0" w:space="0" w:color="000000"/>
+          <w:top w:val="none" w:sz="0" w:space="0" w:color="000000"/>
+          <w:left w:val="none" w:sz="0" w:space="0" w:color="000000"/>
+          <w:right w:val="none" w:sz="0" w:space="0" w:color="000000"/>
+        </w:pBdr>
+        <w:spacing w:after="120" w:before="0" w:line="240"/>
+        <w:ind w:left="0" w:right="0" w:firstLine="0" w:firstLineChars="0"/>
+      </w:pPr>
+      <w:r>
+        <w:rPr>
+          <w:rFonts w:ascii="Arial" w:hAnsi="Arial" w:eastAsia="Arial" w:cs="Arial"/>
+          <w:i w:val="false"/>
+          <w:b w:val="true"/>
+          <w:u w:val="none"/>
+          <w:strike w:val="false"/>
+          <w:sz w:val="28"/>
+          <w:szCs w:val="28"/>
+          <w:color w:val="000000"/>
+        </w:rPr>
+        <w:t xml:space="preserve">Card 4</w:t>
+      </w:r>
+    </w:p>
+    <w:p>
+      <w:pPr>
+        <w:pStyle w:val="Normal"/>
+        <w:jc w:val="left"/>
+        <w:pBdr>
+          <w:bottom w:val="none" w:sz="0" w:space="0" w:color="000000"/>
+          <w:top w:val="none" w:sz="0" w:space="0" w:color="000000"/>
+          <w:left w:val="none" w:sz="0" w:space="0" w:color="000000"/>
+          <w:right w:val="none" w:sz="0" w:space="0" w:color="000000"/>
+        </w:pBdr>
+        <w:spacing w:after="160" w:before="0" w:line="240"/>
+        <w:ind w:left="0" w:right="0" w:firstLine="0" w:firstLineChars="0"/>
+      </w:pPr>
+      <w:r>
+        <w:rPr>
+          <w:rFonts w:ascii="Arial" w:hAnsi="Arial" w:eastAsia="Arial" w:cs="Arial"/>
+          <w:i w:val="false"/>
+          <w:b w:val="false"/>
+          <w:u w:val="none"/>
+          <w:strike w:val="false"/>
+          <w:sz w:val="28"/>
+          <w:szCs w:val="28"/>
+          <w:color w:val="000000"/>
+        </w:rPr>
+        <w:t xml:space="preserve">Landfill fell 3.3 tonnes per business among those that took part and 0.6 tonnes among those that did not.</w:t>
+      </w:r>
+    </w:p>
+    <w:p>
+      <w:pPr>
+        <w:pStyle w:val="Normal"/>
+        <w:jc w:val="left"/>
+        <w:pBdr>
+          <w:bottom w:val="none" w:sz="0" w:space="0" w:color="000000"/>
+          <w:top w:val="none" w:sz="0" w:space="0" w:color="000000"/>
+          <w:left w:val="none" w:sz="0" w:space="0" w:color="000000"/>
+          <w:right w:val="none" w:sz="0" w:space="0" w:color="000000"/>
+        </w:pBdr>
+        <w:spacing w:after="360" w:before="0" w:line="240"/>
+        <w:ind w:left="0" w:right="0" w:firstLine="0" w:firstLineChars="0"/>
+      </w:pPr>
+      <w:r>
+        <w:rPr>
+          <w:rFonts w:ascii="Arial" w:hAnsi="Arial" w:eastAsia="Arial" w:cs="Arial"/>
+          <w:i w:val="false"/>
+          <w:b w:val="false"/>
+          <w:u w:val="none"/>
+          <w:strike w:val="false"/>
+          <w:sz w:val="22"/>
+          <w:szCs w:val="22"/>
+          <w:color w:val="000000"/>
+        </w:rPr>
+        <w:t xml:space="preserve">What does this claim leave unanswered?</w:t>
       </w:r>
     </w:p>
     <w:p>
@@ -1468,7 +2166,7 @@
           <w:szCs w:val="44"/>
           <w:color w:val="000000"/>
         </w:rPr>
-        <w:t xml:space="preserve">Trainer key for reading a result</w:t>
+        <w:t xml:space="preserve">Trainer key for questioning claims</w:t>
       </w:r>
     </w:p>
     <w:p>
@@ -1495,7 +2193,7 @@
           <w:szCs w:val="20"/>
           <w:color w:val="000000"/>
         </w:rPr>
-        <w:t xml:space="preserve">Print pages 1 and 2 double-sided, one per participant. This page is trainer only.</w:t>
+        <w:t xml:space="preserve">Print the first two pages double-sided, one per participant. Print page 3 once per group. This page is trainer only.</w:t>
       </w:r>
     </w:p>
     <w:p>
@@ -1522,7 +2220,7 @@
           <w:szCs w:val="28"/>
           <w:color w:val="000000"/>
         </w:rPr>
-        <w:t xml:space="preserve">Source and answer</w:t>
+        <w:t xml:space="preserve">Entry and comparison</w:t>
       </w:r>
     </w:p>
     <w:p>
@@ -1549,7 +2247,34 @@
           <w:szCs w:val="24"/>
           <w:color w:val="000000"/>
         </w:rPr>
-        <w:t xml:space="preserve">Change -669 AED; 95% interval -684 to -654. Annual cost for city participants, after minus before, measured 12 months later. Both the estimate and interval imply a saving below the 1,000 AED rule. The result does not isolate what GreenWaste caused.</w:t>
+        <w:t xml:space="preserve">No single opening choice is compulsory. Look for a reason and a concrete missing-evidence question. Landfill among participants fell from 6.6 to 3.3 tonnes; among others from 11.2 to 10.6. Other changes are possible. This comparison alone does not establish causality.</w:t>
+      </w:r>
+    </w:p>
+    <w:p>
+      <w:pPr>
+        <w:pStyle w:val="Normal"/>
+        <w:jc w:val="left"/>
+        <w:pBdr>
+          <w:bottom w:val="none" w:sz="0" w:space="0" w:color="000000"/>
+          <w:top w:val="none" w:sz="0" w:space="0" w:color="000000"/>
+          <w:left w:val="none" w:sz="0" w:space="0" w:color="000000"/>
+          <w:right w:val="none" w:sz="0" w:space="0" w:color="000000"/>
+        </w:pBdr>
+        <w:spacing w:after="120" w:before="0" w:line="240"/>
+        <w:ind w:left="0" w:right="0" w:firstLine="0" w:firstLineChars="0"/>
+      </w:pPr>
+      <w:r>
+        <w:rPr>
+          <w:rFonts w:ascii="Arial" w:hAnsi="Arial" w:eastAsia="Arial" w:cs="Arial"/>
+          <w:i w:val="false"/>
+          <w:b w:val="true"/>
+          <w:u w:val="none"/>
+          <w:strike w:val="false"/>
+          <w:sz w:val="28"/>
+          <w:szCs w:val="28"/>
+          <w:color w:val="000000"/>
+        </w:rPr>
+        <w:t xml:space="preserve">Mean</w:t>
       </w:r>
     </w:p>
     <w:p>
@@ -1576,7 +2301,7 @@
           <w:szCs w:val="24"/>
           <w:color w:val="000000"/>
         </w:rPr>
-        <w:t xml:space="preserve">The printed regression stacks each business twice and clusters standard errors by business using estimatr::lm_robust with se_type = stata. The trainer's short live arithmetic reproduces its coefficient. Displayed means are rounded; subtracting them can differ by one AED.</w:t>
+        <w:t xml:space="preserve">Mean 10.0 tonnes. Nine businesses are below it. The largest business is 46 tonnes. Accept a request for the distribution or results for different business sizes.</w:t>
       </w:r>
     </w:p>
     <w:p>
@@ -1603,7 +2328,7 @@
           <w:szCs w:val="28"/>
           <w:color w:val="000000"/>
         </w:rPr>
-        <w:t xml:space="preserve">Feedback</w:t>
+        <w:t xml:space="preserve">Four claims</w:t>
       </w:r>
     </w:p>
     <w:p>
@@ -1630,7 +2355,7 @@
           <w:szCs w:val="24"/>
           <w:color w:val="000000"/>
         </w:rPr>
-        <w:t xml:space="preserve">Insist on comparison, units and period. Negative here means lower costs. The interval concerns the reported change, not individual business outcomes. Its precision does not solve causal bias. Statistical significance concerns a no-change model and its assumptions; it is not a probability that the programme works.</w:t>
+        <w:t xml:space="preserve">1: compared to what / ask first. 2: how big / ask first; landfill does not answer the cost rule, and the word "effect" needs a credible comparison. 3: do not act on the nationwide recommendation; significance alone does not support it. 4: how sure / ask first. Other justified missing questions are acceptable.</w:t>
       </w:r>
     </w:p>
     <w:p>
@@ -1657,7 +2382,7 @@
           <w:szCs w:val="28"/>
           <w:color w:val="000000"/>
         </w:rPr>
-        <w:t xml:space="preserve">AI and independent close</w:t>
+        <w:t xml:space="preserve">Wall and phone options</w:t>
       </w:r>
     </w:p>
     <w:p>
@@ -1684,7 +2409,34 @@
           <w:szCs w:val="24"/>
           <w:color w:val="000000"/>
         </w:rPr>
-        <w:t xml:space="preserve">Keep the descriptive fall; remove the causal and scale-up conclusion. Example: the observed fall is below the rule, but this comparison cannot isolate the programme's effect. Ask for a credible estimate of what happened without GreenWaste. Review source evidence yourselves, even if a second AI agrees.</w:t>
+        <w:t xml:space="preserve">Keep Fiona's existing Oct12_session1_board_A1.pdf: optional, one A1 landscape print. Give each group a different marker colour and write the four card numbers in the grid. Groups must explain disagreements. Do not restore the reverted AI wall boards.</w:t>
+      </w:r>
+    </w:p>
+    <w:p>
+      <w:pPr>
+        <w:pStyle w:val="Normal"/>
+        <w:jc w:val="left"/>
+        <w:pBdr>
+          <w:bottom w:val="none" w:sz="0" w:space="0" w:color="000000"/>
+          <w:top w:val="none" w:sz="0" w:space="0" w:color="000000"/>
+          <w:left w:val="none" w:sz="0" w:space="0" w:color="000000"/>
+          <w:right w:val="none" w:sz="0" w:space="0" w:color="000000"/>
+        </w:pBdr>
+        <w:spacing w:after="160" w:before="0" w:line="240"/>
+        <w:ind w:left="0" w:right="0" w:firstLine="0" w:firstLineChars="0"/>
+      </w:pPr>
+      <w:r>
+        <w:rPr>
+          <w:rFonts w:ascii="Arial" w:hAnsi="Arial" w:eastAsia="Arial" w:cs="Arial"/>
+          <w:i w:val="false"/>
+          <w:b w:val="false"/>
+          <w:u w:val="none"/>
+          <w:strike w:val="false"/>
+          <w:sz w:val="24"/>
+          <w:szCs w:val="24"/>
+          <w:color w:val="000000"/>
+        </w:rPr>
+        <w:t xml:space="preserve">Room voting: start room_poll.py, open the private facilitator URL, then use Before and After phases. Close voting before showing totals. Ask which evidence changed a reason. If phones cannot reach the server, use three labelled cards or a show of hands.</w:t>
       </w:r>
     </w:p>
     <w:p>
@@ -1711,7 +2463,7 @@
           <w:szCs w:val="28"/>
           <w:color w:val="000000"/>
         </w:rPr>
-        <w:t xml:space="preserve">Delivery</w:t>
+        <w:t xml:space="preserve">AI check and close</w:t>
       </w:r>
     </w:p>
     <w:p>
@@ -1738,7 +2490,7 @@
           <w:szCs w:val="24"/>
           <w:color w:val="000000"/>
         </w:rPr>
-        <w:t xml:space="preserve">One trainer-run calculation only. Predict its sign before Run. If webR cannot load, use the printed result. Protect ten minutes for individual mark-up, pair comparison and feedback. Total 60 minutes.</w:t>
+        <w:t xml:space="preserve">The authored AI sentence "GreenWaste caused the entire fall" is unsupported. A useful AI prompt asks it to identify missing comparison evidence before concluding. Participants verify against the source. Close with an individual question and reason, without AI.</w:t>
       </w:r>
     </w:p>
     <w:sectPr>

--- a/docs/trainer/Oct12_session2_materials.docx
+++ b/docs/trainer/Oct12_session2_materials.docx
@@ -2409,7 +2409,7 @@
           <w:szCs w:val="24"/>
           <w:color w:val="000000"/>
         </w:rPr>
-        <w:t xml:space="preserve">Keep Fiona's existing Oct12_session1_board_A1.pdf: optional, one A1 landscape print. Give each group a different marker colour and write the four card numbers in the grid. Groups must explain disagreements. Do not restore the reverted AI wall boards.</w:t>
+        <w:t xml:space="preserve">Keep Fiona's existing Oct12_session2_board_A1.pdf: optional, one A1 landscape print. Give each group a different marker colour and write the four card numbers in the grid. Groups must explain disagreements. Do not restore the reverted AI wall boards.</w:t>
       </w:r>
     </w:p>
     <w:p>
